--- a/Kubernetes.docx
+++ b/Kubernetes.docx
@@ -1,6 +1,6 @@
 
 <file path=word/document.xml><?xml version="1.0" encoding="utf-8"?>
-<w:document xmlns:wpc="http://schemas.microsoft.com/office/word/2010/wordprocessingCanvas" xmlns:cx="http://schemas.microsoft.com/office/drawing/2014/chartex" xmlns:cx1="http://schemas.microsoft.com/office/drawing/2015/9/8/chartex" xmlns:cx2="http://schemas.microsoft.com/office/drawing/2015/10/21/chartex" xmlns:cx3="http://schemas.microsoft.com/office/drawing/2016/5/9/chartex" xmlns:cx4="http://schemas.microsoft.com/office/drawing/2016/5/10/chartex" xmlns:cx5="http://schemas.microsoft.com/office/drawing/2016/5/11/chartex" xmlns:cx6="http://schemas.microsoft.com/office/drawing/2016/5/12/chartex" xmlns:cx7="http://schemas.microsoft.com/office/drawing/2016/5/13/chartex" xmlns:cx8="http://schemas.microsoft.com/office/drawing/2016/5/14/chartex" xmlns:mc="http://schemas.openxmlformats.org/markup-compatibility/2006" xmlns:aink="http://schemas.microsoft.com/office/drawing/2016/ink" xmlns:am3d="http://schemas.microsoft.com/office/drawing/2017/model3d" xmlns:o="urn:schemas-microsoft-com:office:office" xmlns:oel="http://schemas.microsoft.com/office/2019/extlst" xmlns:r="http://schemas.openxmlformats.org/officeDocument/2006/relationships" xmlns:m="http://schemas.openxmlformats.org/officeDocument/2006/math" xmlns:v="urn:schemas-microsoft-com:vml" xmlns:wp14="http://schemas.microsoft.com/office/word/2010/wordprocessingDrawing" xmlns:wp="http://schemas.openxmlformats.org/drawingml/2006/wordprocessingDrawing" xmlns:w10="urn:schemas-microsoft-com:office:word" xmlns:w="http://schemas.openxmlformats.org/wordprocessingml/2006/main" xmlns:w14="http://schemas.microsoft.com/office/word/2010/wordml" xmlns:w15="http://schemas.microsoft.com/office/word/2012/wordml" xmlns:w16cex="http://schemas.microsoft.com/office/word/2018/wordml/cex" xmlns:w16cid="http://schemas.microsoft.com/office/word/2016/wordml/cid" xmlns:w16="http://schemas.microsoft.com/office/word/2018/wordml" xmlns:w16du="http://schemas.microsoft.com/office/word/2023/wordml/word16du" xmlns:w16sdtdh="http://schemas.microsoft.com/office/word/2020/wordml/sdtdatahash" xmlns:w16se="http://schemas.microsoft.com/office/word/2015/wordml/symex" xmlns:wpg="http://schemas.microsoft.com/office/word/2010/wordprocessingGroup" xmlns:wpi="http://schemas.microsoft.com/office/word/2010/wordprocessingInk" xmlns:wne="http://schemas.microsoft.com/office/word/2006/wordml" xmlns:wps="http://schemas.microsoft.com/office/word/2010/wordprocessingShape" mc:Ignorable="w14 w15 w16se w16cid w16 w16cex w16sdtdh w16du wp14">
+<w:document xmlns:wpc="http://schemas.microsoft.com/office/word/2010/wordprocessingCanvas" xmlns:cx="http://schemas.microsoft.com/office/drawing/2014/chartex" xmlns:cx1="http://schemas.microsoft.com/office/drawing/2015/9/8/chartex" xmlns:cx2="http://schemas.microsoft.com/office/drawing/2015/10/21/chartex" xmlns:cx3="http://schemas.microsoft.com/office/drawing/2016/5/9/chartex" xmlns:cx4="http://schemas.microsoft.com/office/drawing/2016/5/10/chartex" xmlns:cx5="http://schemas.microsoft.com/office/drawing/2016/5/11/chartex" xmlns:cx6="http://schemas.microsoft.com/office/drawing/2016/5/12/chartex" xmlns:cx7="http://schemas.microsoft.com/office/drawing/2016/5/13/chartex" xmlns:cx8="http://schemas.microsoft.com/office/drawing/2016/5/14/chartex" xmlns:mc="http://schemas.openxmlformats.org/markup-compatibility/2006" xmlns:aink="http://schemas.microsoft.com/office/drawing/2016/ink" xmlns:am3d="http://schemas.microsoft.com/office/drawing/2017/model3d" xmlns:o="urn:schemas-microsoft-com:office:office" xmlns:oel="http://schemas.microsoft.com/office/2019/extlst" xmlns:r="http://schemas.openxmlformats.org/officeDocument/2006/relationships" xmlns:m="http://schemas.openxmlformats.org/officeDocument/2006/math" xmlns:v="urn:schemas-microsoft-com:vml" xmlns:wp14="http://schemas.microsoft.com/office/word/2010/wordprocessingDrawing" xmlns:wp="http://schemas.openxmlformats.org/drawingml/2006/wordprocessingDrawing" xmlns:w10="urn:schemas-microsoft-com:office:word" xmlns:w="http://schemas.openxmlformats.org/wordprocessingml/2006/main" xmlns:w14="http://schemas.microsoft.com/office/word/2010/wordml" xmlns:w15="http://schemas.microsoft.com/office/word/2012/wordml" xmlns:w16cex="http://schemas.microsoft.com/office/word/2018/wordml/cex" xmlns:w16cid="http://schemas.microsoft.com/office/word/2016/wordml/cid" xmlns:w16="http://schemas.microsoft.com/office/word/2018/wordml" xmlns:w16du="http://schemas.microsoft.com/office/word/2023/wordml/word16du" xmlns:w16sdtdh="http://schemas.microsoft.com/office/word/2020/wordml/sdtdatahash" xmlns:w16sdtfl="http://schemas.microsoft.com/office/word/2024/wordml/sdtformatlock" xmlns:w16se="http://schemas.microsoft.com/office/word/2015/wordml/symex" xmlns:wpg="http://schemas.microsoft.com/office/word/2010/wordprocessingGroup" xmlns:wpi="http://schemas.microsoft.com/office/word/2010/wordprocessingInk" xmlns:wne="http://schemas.microsoft.com/office/word/2006/wordml" xmlns:wps="http://schemas.microsoft.com/office/word/2010/wordprocessingShape" mc:Ignorable="w14 w15 w16se w16cid w16 w16cex w16sdtdh w16sdtfl w16du wp14">
   <w:body>
     <w:p>
       <w:r>
@@ -1275,7 +1275,13 @@
         <w:t>If we want to implement the Kubernetes in any cloud provider</w:t>
       </w:r>
       <w:r>
-        <w:t>. The people of the cloud itself contributes to the cluster</w:t>
+        <w:t xml:space="preserve">. The people of the cloud itself </w:t>
+      </w:r>
+      <w:r>
+        <w:t>contribute</w:t>
+      </w:r>
+      <w:r>
+        <w:t xml:space="preserve"> to the cluster</w:t>
       </w:r>
     </w:p>
     <w:p>
@@ -1984,6 +1990,99 @@
           <w:numId w:val="13"/>
         </w:numPr>
         <w:jc w:val="both"/>
+        <w:rPr>
+          <w:b/>
+          <w:bCs/>
+        </w:rPr>
+      </w:pPr>
+      <w:r>
+        <w:rPr>
+          <w:b/>
+          <w:bCs/>
+        </w:rPr>
+        <w:t>Kubectl get pods</w:t>
+      </w:r>
+      <w:r>
+        <w:rPr>
+          <w:b/>
+          <w:bCs/>
+        </w:rPr>
+        <w:t xml:space="preserve"> -o wide</w:t>
+      </w:r>
+      <w:r>
+        <w:rPr>
+          <w:b/>
+          <w:bCs/>
+        </w:rPr>
+        <w:t xml:space="preserve"> --&gt;</w:t>
+      </w:r>
+      <w:r>
+        <w:rPr>
+          <w:b/>
+          <w:bCs/>
+        </w:rPr>
+        <w:t xml:space="preserve"> </w:t>
+      </w:r>
+      <w:r>
+        <w:t>get the list of pods with full details</w:t>
+      </w:r>
+    </w:p>
+    <w:p>
+      <w:pPr>
+        <w:pStyle w:val="ListParagraph"/>
+        <w:numPr>
+          <w:ilvl w:val="0"/>
+          <w:numId w:val="13"/>
+        </w:numPr>
+        <w:jc w:val="both"/>
+        <w:rPr>
+          <w:b/>
+          <w:bCs/>
+        </w:rPr>
+      </w:pPr>
+      <w:r>
+        <w:rPr>
+          <w:b/>
+          <w:bCs/>
+        </w:rPr>
+        <w:t xml:space="preserve">Kubectl get pods -w --&gt; </w:t>
+      </w:r>
+      <w:r>
+        <w:t>to watch what the pod is doing</w:t>
+      </w:r>
+    </w:p>
+    <w:p>
+      <w:pPr>
+        <w:pStyle w:val="ListParagraph"/>
+        <w:numPr>
+          <w:ilvl w:val="0"/>
+          <w:numId w:val="13"/>
+        </w:numPr>
+        <w:jc w:val="both"/>
+        <w:rPr>
+          <w:b/>
+          <w:bCs/>
+        </w:rPr>
+      </w:pPr>
+      <w:r>
+        <w:rPr>
+          <w:b/>
+          <w:bCs/>
+        </w:rPr>
+        <w:t xml:space="preserve">Kubectl get pods -v=7 --&gt; </w:t>
+      </w:r>
+      <w:r>
+        <w:t>It will gives the steps of the pods what it will gives.</w:t>
+      </w:r>
+    </w:p>
+    <w:p>
+      <w:pPr>
+        <w:pStyle w:val="ListParagraph"/>
+        <w:numPr>
+          <w:ilvl w:val="0"/>
+          <w:numId w:val="13"/>
+        </w:numPr>
+        <w:jc w:val="both"/>
       </w:pPr>
       <w:r>
         <w:t xml:space="preserve">Reference of </w:t>
@@ -2024,7 +2123,21 @@
           <w:b/>
           <w:bCs/>
         </w:rPr>
-        <w:t>Kubectl describe pod &lt;podname&gt; --</w:t>
+        <w:t xml:space="preserve">Kubectl describe pod &lt;podname&gt; </w:t>
+      </w:r>
+      <w:r>
+        <w:rPr>
+          <w:b/>
+          <w:bCs/>
+        </w:rPr>
+        <w:t>or kubectl logs &lt;podname&gt;</w:t>
+      </w:r>
+      <w:r>
+        <w:rPr>
+          <w:b/>
+          <w:bCs/>
+        </w:rPr>
+        <w:t>--</w:t>
       </w:r>
       <w:r>
         <w:rPr>
@@ -2483,6 +2596,28 @@
         </w:numPr>
       </w:pPr>
       <w:r>
+        <w:rPr>
+          <w:b/>
+          <w:bCs/>
+        </w:rPr>
+        <w:t xml:space="preserve">Kubectl get svc --&gt; </w:t>
+      </w:r>
+      <w:r>
+        <w:t xml:space="preserve">get the list of </w:t>
+      </w:r>
+      <w:r>
+        <w:t>services.</w:t>
+      </w:r>
+    </w:p>
+    <w:p>
+      <w:pPr>
+        <w:pStyle w:val="ListParagraph"/>
+        <w:numPr>
+          <w:ilvl w:val="0"/>
+          <w:numId w:val="16"/>
+        </w:numPr>
+      </w:pPr>
+      <w:r>
         <w:t xml:space="preserve">If </w:t>
       </w:r>
       <w:r>
@@ -2579,6 +2714,7 @@
         <w:ind w:left="1440" w:firstLine="720"/>
       </w:pPr>
       <w:r>
+        <w:lastRenderedPageBreak/>
         <w:t>1. Cluster IP</w:t>
       </w:r>
     </w:p>
@@ -2613,166 +2749,1211 @@
         </w:rPr>
       </w:pPr>
       <w:r>
+        <w:t xml:space="preserve">If we create a service using </w:t>
+      </w:r>
+      <w:r>
+        <w:rPr>
+          <w:b/>
+          <w:bCs/>
+        </w:rPr>
+        <w:t>cluster ip</w:t>
+      </w:r>
+      <w:r>
+        <w:t xml:space="preserve"> mode</w:t>
+      </w:r>
+      <w:r>
+        <w:t xml:space="preserve">, it will not change anything. It will only give the two benefits which are </w:t>
+      </w:r>
+      <w:r>
+        <w:rPr>
+          <w:b/>
+          <w:bCs/>
+        </w:rPr>
+        <w:t>discovery and load balancing</w:t>
+      </w:r>
+      <w:r>
+        <w:rPr>
+          <w:b/>
+          <w:bCs/>
+        </w:rPr>
+        <w:t xml:space="preserve">. </w:t>
+      </w:r>
+      <w:r>
+        <w:rPr>
+          <w:b/>
+          <w:bCs/>
+        </w:rPr>
+        <w:t>It can be accessed only inside the cluster</w:t>
+      </w:r>
+    </w:p>
+    <w:p>
+      <w:pPr>
+        <w:pStyle w:val="ListParagraph"/>
+        <w:numPr>
+          <w:ilvl w:val="0"/>
+          <w:numId w:val="16"/>
+        </w:numPr>
+      </w:pPr>
+      <w:r>
+        <w:t xml:space="preserve"> </w:t>
+      </w:r>
+      <w:r>
+        <w:t xml:space="preserve">If we create a service using </w:t>
+      </w:r>
+      <w:r>
+        <w:rPr>
+          <w:b/>
+          <w:bCs/>
+        </w:rPr>
+        <w:t>nodeport</w:t>
+      </w:r>
+      <w:r>
+        <w:t xml:space="preserve"> mode then the application is accessed </w:t>
+      </w:r>
+      <w:r>
+        <w:rPr>
+          <w:b/>
+          <w:bCs/>
+        </w:rPr>
+        <w:t>inside the org</w:t>
+      </w:r>
+    </w:p>
+    <w:p>
+      <w:pPr>
+        <w:pStyle w:val="ListParagraph"/>
+        <w:numPr>
+          <w:ilvl w:val="0"/>
+          <w:numId w:val="16"/>
+        </w:numPr>
+      </w:pPr>
+      <w:r>
+        <w:t xml:space="preserve">If we create a service using </w:t>
+      </w:r>
+      <w:r>
+        <w:rPr>
+          <w:b/>
+          <w:bCs/>
+        </w:rPr>
+        <w:t>load balancer</w:t>
+      </w:r>
+      <w:r>
+        <w:t xml:space="preserve"> mode then the application is accessed by </w:t>
+      </w:r>
+      <w:r>
+        <w:rPr>
+          <w:b/>
+          <w:bCs/>
+        </w:rPr>
+        <w:t>everyone outside the world</w:t>
+      </w:r>
+      <w:r>
+        <w:rPr>
+          <w:b/>
+          <w:bCs/>
+        </w:rPr>
+        <w:t xml:space="preserve">. </w:t>
+      </w:r>
+      <w:r>
+        <w:t>This will only support on cloud provider</w:t>
+      </w:r>
+    </w:p>
+    <w:p>
+      <w:pPr>
+        <w:ind w:left="720"/>
+        <w:rPr>
+          <w:b/>
+          <w:bCs/>
+        </w:rPr>
+      </w:pPr>
+      <w:r>
+        <w:rPr>
+          <w:b/>
+          <w:bCs/>
+        </w:rPr>
+        <w:t>Advantages of Kubernetes services</w:t>
+      </w:r>
+    </w:p>
+    <w:p>
+      <w:pPr>
+        <w:pStyle w:val="ListParagraph"/>
+        <w:numPr>
+          <w:ilvl w:val="0"/>
+          <w:numId w:val="17"/>
+        </w:numPr>
+      </w:pPr>
+      <w:r>
+        <w:t>Load Balancing</w:t>
+      </w:r>
+    </w:p>
+    <w:p>
+      <w:pPr>
+        <w:pStyle w:val="ListParagraph"/>
+        <w:numPr>
+          <w:ilvl w:val="0"/>
+          <w:numId w:val="17"/>
+        </w:numPr>
+      </w:pPr>
+      <w:r>
+        <w:t>Service Discovery</w:t>
+      </w:r>
+    </w:p>
+    <w:p>
+      <w:pPr>
+        <w:pStyle w:val="ListParagraph"/>
+        <w:numPr>
+          <w:ilvl w:val="0"/>
+          <w:numId w:val="17"/>
+        </w:numPr>
+      </w:pPr>
+      <w:r>
+        <w:t>Expose to External world</w:t>
+      </w:r>
+    </w:p>
+    <w:p>
+      <w:pPr>
+        <w:rPr>
+          <w:b/>
+          <w:bCs/>
+          <w:u w:val="single"/>
+        </w:rPr>
+      </w:pPr>
+      <w:r>
+        <w:rPr>
+          <w:b/>
+          <w:bCs/>
+          <w:u w:val="single"/>
+        </w:rPr>
+        <w:t>INGRESS:</w:t>
+      </w:r>
+    </w:p>
+    <w:p>
+      <w:pPr>
+        <w:rPr>
+          <w:b/>
+          <w:bCs/>
+          <w:u w:val="single"/>
+        </w:rPr>
+      </w:pPr>
+    </w:p>
+    <w:p>
+      <w:r>
+        <w:rPr>
+          <w:b/>
+          <w:bCs/>
+          <w:u w:val="single"/>
+        </w:rPr>
+        <w:t>HELM: -</w:t>
+      </w:r>
+      <w:r>
+        <w:rPr>
+          <w:b/>
+          <w:bCs/>
+        </w:rPr>
+        <w:t xml:space="preserve"> </w:t>
+      </w:r>
+      <w:r>
+        <w:t>Helm is a package manager for Kubernetes. Same as apt for linux ubuntu.</w:t>
+      </w:r>
+      <w:r>
+        <w:t xml:space="preserve"> Used to install Kubernetes </w:t>
+      </w:r>
+      <w:r>
+        <w:t>controllers</w:t>
+      </w:r>
+      <w:r>
+        <w:t>, applications like Prometheus, Grafana, ArgoCD, Nginx etc</w:t>
+      </w:r>
+    </w:p>
+    <w:p>
+      <w:pPr>
+        <w:rPr>
+          <w:b/>
+          <w:bCs/>
+          <w:u w:val="single"/>
+        </w:rPr>
+      </w:pPr>
+    </w:p>
+    <w:p>
+      <w:pPr>
+        <w:rPr>
+          <w:b/>
+          <w:bCs/>
+          <w:u w:val="single"/>
+        </w:rPr>
+      </w:pPr>
+    </w:p>
+    <w:p>
+      <w:pPr>
+        <w:rPr>
+          <w:b/>
+          <w:bCs/>
+          <w:u w:val="single"/>
+        </w:rPr>
+      </w:pPr>
+    </w:p>
+    <w:p>
+      <w:pPr>
+        <w:rPr>
+          <w:b/>
+          <w:bCs/>
+          <w:u w:val="single"/>
+        </w:rPr>
+      </w:pPr>
+    </w:p>
+    <w:p>
+      <w:pPr>
+        <w:rPr>
+          <w:b/>
+          <w:bCs/>
+          <w:u w:val="single"/>
+        </w:rPr>
+      </w:pPr>
+    </w:p>
+    <w:p>
+      <w:pPr>
+        <w:rPr>
+          <w:b/>
+          <w:bCs/>
+          <w:u w:val="single"/>
+        </w:rPr>
+      </w:pPr>
+    </w:p>
+    <w:p>
+      <w:pPr>
+        <w:rPr>
+          <w:b/>
+          <w:bCs/>
+          <w:u w:val="single"/>
+        </w:rPr>
+      </w:pPr>
+    </w:p>
+    <w:p>
+      <w:pPr>
+        <w:rPr>
+          <w:b/>
+          <w:bCs/>
+          <w:u w:val="single"/>
+        </w:rPr>
+      </w:pPr>
+    </w:p>
+    <w:p>
+      <w:pPr>
+        <w:rPr>
+          <w:b/>
+          <w:bCs/>
+          <w:u w:val="single"/>
+        </w:rPr>
+      </w:pPr>
+    </w:p>
+    <w:p>
+      <w:pPr>
+        <w:rPr>
+          <w:b/>
+          <w:bCs/>
+          <w:u w:val="single"/>
+        </w:rPr>
+      </w:pPr>
+    </w:p>
+    <w:p>
+      <w:pPr>
+        <w:rPr>
+          <w:b/>
+          <w:bCs/>
+          <w:u w:val="single"/>
+        </w:rPr>
+      </w:pPr>
+    </w:p>
+    <w:p>
+      <w:pPr>
+        <w:rPr>
+          <w:b/>
+          <w:bCs/>
+          <w:u w:val="single"/>
+        </w:rPr>
+      </w:pPr>
+    </w:p>
+    <w:p>
+      <w:pPr>
+        <w:rPr>
+          <w:b/>
+          <w:bCs/>
+          <w:u w:val="single"/>
+        </w:rPr>
+      </w:pPr>
+    </w:p>
+    <w:p>
+      <w:pPr>
+        <w:rPr>
+          <w:b/>
+          <w:bCs/>
+          <w:u w:val="single"/>
+        </w:rPr>
+      </w:pPr>
+    </w:p>
+    <w:p>
+      <w:pPr>
+        <w:rPr>
+          <w:b/>
+          <w:bCs/>
+          <w:u w:val="single"/>
+        </w:rPr>
+      </w:pPr>
+    </w:p>
+    <w:p>
+      <w:pPr>
+        <w:rPr>
+          <w:b/>
+          <w:bCs/>
+          <w:u w:val="single"/>
+        </w:rPr>
+      </w:pPr>
+    </w:p>
+    <w:p>
+      <w:pPr>
+        <w:rPr>
+          <w:b/>
+          <w:bCs/>
+          <w:u w:val="single"/>
+        </w:rPr>
+      </w:pPr>
+    </w:p>
+    <w:p>
+      <w:pPr>
+        <w:rPr>
+          <w:b/>
+          <w:bCs/>
+          <w:u w:val="single"/>
+        </w:rPr>
+      </w:pPr>
+    </w:p>
+    <w:p>
+      <w:pPr>
+        <w:rPr>
+          <w:b/>
+          <w:bCs/>
+          <w:u w:val="single"/>
+        </w:rPr>
+      </w:pPr>
+    </w:p>
+    <w:p>
+      <w:pPr>
+        <w:ind w:left="2160" w:firstLine="720"/>
+        <w:rPr>
+          <w:b/>
+          <w:bCs/>
+          <w:sz w:val="32"/>
+          <w:szCs w:val="32"/>
+          <w:u w:val="single"/>
+          <w:lang w:val="en-US"/>
+        </w:rPr>
+      </w:pPr>
+      <w:r>
+        <w:rPr>
+          <w:b/>
+          <w:bCs/>
+          <w:sz w:val="32"/>
+          <w:szCs w:val="32"/>
+          <w:u w:val="single"/>
+          <w:lang w:val="en-US"/>
+        </w:rPr>
+        <w:t>Interview Questions</w:t>
+      </w:r>
+    </w:p>
+    <w:p>
+      <w:pPr>
+        <w:pStyle w:val="ListParagraph"/>
+        <w:numPr>
+          <w:ilvl w:val="0"/>
+          <w:numId w:val="18"/>
+        </w:numPr>
+        <w:rPr>
+          <w:b/>
+          <w:bCs/>
+        </w:rPr>
+      </w:pPr>
+      <w:r>
+        <w:rPr>
+          <w:b/>
+          <w:bCs/>
+        </w:rPr>
+        <w:t>What is the difference between docker and Kubernetes?</w:t>
+      </w:r>
+    </w:p>
+    <w:p>
+      <w:pPr>
+        <w:pStyle w:val="ListParagraph"/>
+        <w:numPr>
+          <w:ilvl w:val="0"/>
+          <w:numId w:val="19"/>
+        </w:numPr>
+      </w:pPr>
+      <w:r>
+        <w:t>D</w:t>
+      </w:r>
+      <w:r>
+        <w:t>ocker is a container platform whereas Kubernetes is a container orchestration platform that offers capabilities like auto scaling, auto healing, clustering and enterprise level support like load balancing</w:t>
+      </w:r>
+    </w:p>
+    <w:p>
+      <w:pPr>
+        <w:pStyle w:val="ListParagraph"/>
+        <w:numPr>
+          <w:ilvl w:val="0"/>
+          <w:numId w:val="18"/>
+        </w:numPr>
+        <w:rPr>
+          <w:b/>
+          <w:bCs/>
+        </w:rPr>
+      </w:pPr>
+      <w:r>
+        <w:rPr>
+          <w:b/>
+          <w:bCs/>
+        </w:rPr>
+        <w:t>W</w:t>
+      </w:r>
+      <w:r>
+        <w:rPr>
+          <w:b/>
+          <w:bCs/>
+        </w:rPr>
+        <w:t>hat are the main components of Kubernetes architecture?</w:t>
+      </w:r>
+    </w:p>
+    <w:p>
+      <w:pPr>
+        <w:pStyle w:val="ListParagraph"/>
+        <w:numPr>
+          <w:ilvl w:val="0"/>
+          <w:numId w:val="19"/>
+        </w:numPr>
+        <w:rPr>
+          <w:b/>
+          <w:bCs/>
+        </w:rPr>
+      </w:pPr>
+      <w:r>
+        <w:t>There were 2 parts in Kubernetes architecture</w:t>
+      </w:r>
+    </w:p>
+    <w:p>
+      <w:pPr>
+        <w:pStyle w:val="ListParagraph"/>
+        <w:numPr>
+          <w:ilvl w:val="0"/>
+          <w:numId w:val="20"/>
+        </w:numPr>
+        <w:rPr>
+          <w:b/>
+          <w:bCs/>
+        </w:rPr>
+      </w:pPr>
+      <w:r>
+        <w:t>Control plane</w:t>
+      </w:r>
+    </w:p>
+    <w:p>
+      <w:pPr>
+        <w:pStyle w:val="ListParagraph"/>
+        <w:numPr>
+          <w:ilvl w:val="0"/>
+          <w:numId w:val="21"/>
+        </w:numPr>
+        <w:rPr>
+          <w:b/>
+          <w:bCs/>
+        </w:rPr>
+      </w:pPr>
+      <w:r>
+        <w:rPr>
+          <w:b/>
+          <w:bCs/>
+        </w:rPr>
+        <w:t xml:space="preserve">API Server: - </w:t>
+      </w:r>
+      <w:r>
+        <w:t>Responsible for handling the api’s</w:t>
+      </w:r>
+    </w:p>
+    <w:p>
+      <w:pPr>
+        <w:pStyle w:val="ListParagraph"/>
+        <w:numPr>
+          <w:ilvl w:val="0"/>
+          <w:numId w:val="21"/>
+        </w:numPr>
+      </w:pPr>
+      <w:r>
+        <w:rPr>
+          <w:b/>
+          <w:bCs/>
+        </w:rPr>
+        <w:t xml:space="preserve">Scheduler: - </w:t>
+      </w:r>
+      <w:r>
+        <w:t>Responsible for scheduling the resources on the K</w:t>
+      </w:r>
+      <w:r>
+        <w:t>8’</w:t>
+      </w:r>
+      <w:r>
+        <w:t>s cluster</w:t>
+      </w:r>
+    </w:p>
+    <w:p>
+      <w:pPr>
+        <w:pStyle w:val="ListParagraph"/>
+        <w:numPr>
+          <w:ilvl w:val="0"/>
+          <w:numId w:val="21"/>
+        </w:numPr>
+        <w:rPr>
+          <w:b/>
+          <w:bCs/>
+        </w:rPr>
+      </w:pPr>
+      <w:r>
+        <w:rPr>
+          <w:b/>
+          <w:bCs/>
+        </w:rPr>
+        <w:t xml:space="preserve">Controller manager: - </w:t>
+      </w:r>
+      <w:r>
+        <w:t>It takes care of default controller in k8’s</w:t>
+      </w:r>
+    </w:p>
+    <w:p>
+      <w:pPr>
+        <w:pStyle w:val="ListParagraph"/>
+        <w:numPr>
+          <w:ilvl w:val="0"/>
+          <w:numId w:val="21"/>
+        </w:numPr>
+        <w:rPr>
+          <w:b/>
+          <w:bCs/>
+        </w:rPr>
+      </w:pPr>
+      <w:r>
+        <w:rPr>
+          <w:b/>
+          <w:bCs/>
+        </w:rPr>
+        <w:t xml:space="preserve">Cloud Controller Manager: - </w:t>
+      </w:r>
+      <w:r>
+        <w:t>It</w:t>
+      </w:r>
+      <w:r>
+        <w:t xml:space="preserve"> is a Kubernetes component that enables integration with cloud provider APIs to manage resources like nodes, load balancers, and volumes</w:t>
+      </w:r>
+      <w:r>
+        <w:rPr>
+          <w:b/>
+          <w:bCs/>
+        </w:rPr>
+        <w:t>.</w:t>
+      </w:r>
+    </w:p>
+    <w:p>
+      <w:pPr>
+        <w:pStyle w:val="ListParagraph"/>
+        <w:numPr>
+          <w:ilvl w:val="0"/>
+          <w:numId w:val="21"/>
+        </w:numPr>
+        <w:rPr>
+          <w:b/>
+          <w:bCs/>
+        </w:rPr>
+      </w:pPr>
+      <w:r>
+        <w:rPr>
+          <w:b/>
+          <w:bCs/>
+        </w:rPr>
+        <w:t xml:space="preserve">ETCD: - </w:t>
+      </w:r>
+      <w:r>
+        <w:t>It is the k8’s object store, where all the resources of k8’s are stored as objects in k8’s</w:t>
+      </w:r>
+    </w:p>
+    <w:p>
+      <w:pPr>
+        <w:pStyle w:val="ListParagraph"/>
+        <w:numPr>
+          <w:ilvl w:val="0"/>
+          <w:numId w:val="20"/>
+        </w:numPr>
+        <w:rPr>
+          <w:b/>
+          <w:bCs/>
+        </w:rPr>
+      </w:pPr>
+      <w:r>
+        <w:t>Data plane</w:t>
+      </w:r>
+    </w:p>
+    <w:p>
+      <w:pPr>
+        <w:pStyle w:val="ListParagraph"/>
+        <w:numPr>
+          <w:ilvl w:val="0"/>
+          <w:numId w:val="22"/>
+        </w:numPr>
+        <w:rPr>
+          <w:b/>
+          <w:bCs/>
+        </w:rPr>
+      </w:pPr>
+      <w:r>
+        <w:rPr>
+          <w:b/>
+          <w:bCs/>
+        </w:rPr>
+        <w:t xml:space="preserve">Kubelet: - </w:t>
+      </w:r>
+      <w:r>
+        <w:t>I</w:t>
+      </w:r>
+      <w:r>
+        <w:t>t is responsible for managing the pod on nodes</w:t>
+      </w:r>
+    </w:p>
+    <w:p>
+      <w:pPr>
+        <w:pStyle w:val="ListParagraph"/>
+        <w:numPr>
+          <w:ilvl w:val="0"/>
+          <w:numId w:val="22"/>
+        </w:numPr>
+        <w:rPr>
+          <w:b/>
+          <w:bCs/>
+        </w:rPr>
+      </w:pPr>
+      <w:r>
+        <w:rPr>
+          <w:b/>
+          <w:bCs/>
+        </w:rPr>
+        <w:t>Kube</w:t>
+      </w:r>
+      <w:r>
+        <w:rPr>
+          <w:b/>
+          <w:bCs/>
+        </w:rPr>
+        <w:t>-</w:t>
+      </w:r>
+      <w:r>
+        <w:rPr>
+          <w:b/>
+          <w:bCs/>
+        </w:rPr>
+        <w:t xml:space="preserve">proxy: - </w:t>
+      </w:r>
+      <w:r>
+        <w:t>It is a networking component of k8’s which take care of ip tables</w:t>
+      </w:r>
+    </w:p>
+    <w:p>
+      <w:pPr>
+        <w:pStyle w:val="ListParagraph"/>
+        <w:numPr>
+          <w:ilvl w:val="0"/>
+          <w:numId w:val="22"/>
+        </w:numPr>
+        <w:rPr>
+          <w:b/>
+          <w:bCs/>
+        </w:rPr>
+      </w:pPr>
+      <w:r>
+        <w:rPr>
+          <w:b/>
+          <w:bCs/>
+        </w:rPr>
+        <w:t>Container Runtime: -</w:t>
+      </w:r>
+      <w:r>
+        <w:rPr>
+          <w:b/>
+          <w:bCs/>
+        </w:rPr>
+        <w:t xml:space="preserve"> </w:t>
+      </w:r>
+      <w:r>
+        <w:t>It</w:t>
+      </w:r>
+      <w:r>
+        <w:t xml:space="preserve"> is the software responsible for running containers by pulling images, setting up isolated environments, and managing their lifecycle on a host system.</w:t>
+      </w:r>
+    </w:p>
+    <w:p>
+      <w:pPr>
+        <w:pStyle w:val="ListParagraph"/>
+        <w:numPr>
+          <w:ilvl w:val="0"/>
+          <w:numId w:val="18"/>
+        </w:numPr>
+        <w:rPr>
+          <w:b/>
+          <w:bCs/>
+        </w:rPr>
+      </w:pPr>
+      <w:r>
+        <w:rPr>
+          <w:b/>
+          <w:bCs/>
+        </w:rPr>
+        <w:t>What are the main differences between docker swarm and Kubernetes</w:t>
+      </w:r>
+    </w:p>
+    <w:p>
+      <w:pPr>
+        <w:pStyle w:val="ListParagraph"/>
+        <w:numPr>
+          <w:ilvl w:val="0"/>
+          <w:numId w:val="19"/>
+        </w:numPr>
+        <w:rPr>
+          <w:b/>
+          <w:bCs/>
+        </w:rPr>
+      </w:pPr>
+      <w:r>
+        <w:t xml:space="preserve">K8’s is better suited for large scale organizations as it offers more scalability, network capabilities like policies and huge </w:t>
+      </w:r>
+      <w:r>
+        <w:t>third-party</w:t>
+      </w:r>
+      <w:r>
+        <w:t xml:space="preserve"> ecosystem support.</w:t>
+      </w:r>
+    </w:p>
+    <w:p>
+      <w:pPr>
+        <w:pStyle w:val="ListParagraph"/>
+        <w:numPr>
+          <w:ilvl w:val="0"/>
+          <w:numId w:val="18"/>
+        </w:numPr>
+        <w:rPr>
+          <w:b/>
+          <w:bCs/>
+        </w:rPr>
+      </w:pPr>
+      <w:r>
+        <w:rPr>
+          <w:b/>
+          <w:bCs/>
+        </w:rPr>
+        <w:t>What is the difference between Docker container and Kubernetes pod</w:t>
+      </w:r>
+    </w:p>
+    <w:p>
+      <w:pPr>
+        <w:pStyle w:val="ListParagraph"/>
+        <w:numPr>
+          <w:ilvl w:val="0"/>
+          <w:numId w:val="19"/>
+        </w:numPr>
+      </w:pPr>
+      <w:r>
+        <w:t>A</w:t>
+      </w:r>
+      <w:r>
+        <w:t xml:space="preserve"> Pod in k8’s is a runtime specification of a container in docker. A Pod provides more declarative way of defining using YAML and we can run more than one container in a pod</w:t>
+      </w:r>
+    </w:p>
+    <w:p/>
+    <w:p/>
+    <w:p>
+      <w:pPr>
+        <w:pStyle w:val="ListParagraph"/>
+        <w:numPr>
+          <w:ilvl w:val="0"/>
+          <w:numId w:val="18"/>
+        </w:numPr>
+        <w:rPr>
+          <w:b/>
+          <w:bCs/>
+        </w:rPr>
+      </w:pPr>
+      <w:r>
+        <w:rPr>
+          <w:b/>
+          <w:bCs/>
+        </w:rPr>
+        <w:t>What is a namespace in Kubernetes</w:t>
+      </w:r>
+    </w:p>
+    <w:p>
+      <w:pPr>
+        <w:pStyle w:val="ListParagraph"/>
+        <w:numPr>
+          <w:ilvl w:val="0"/>
+          <w:numId w:val="19"/>
+        </w:numPr>
+      </w:pPr>
+      <w:r>
+        <w:t>A</w:t>
+      </w:r>
+      <w:r>
+        <w:t xml:space="preserve"> Namespace is a logical partition of resources, network, policies etc… </w:t>
+      </w:r>
+    </w:p>
+    <w:p>
+      <w:pPr>
+        <w:pStyle w:val="ListParagraph"/>
+        <w:ind w:left="1080"/>
+      </w:pPr>
+      <w:r>
+        <w:t>If there are 2 projects / teams working on same k8’s cluster. One can use NS1 and the other can use NS2 without any overlap and authentication problems, so that One NS cannot disturb another one</w:t>
+      </w:r>
+    </w:p>
+    <w:p>
+      <w:pPr>
+        <w:pStyle w:val="ListParagraph"/>
+        <w:numPr>
+          <w:ilvl w:val="0"/>
+          <w:numId w:val="18"/>
+        </w:numPr>
+        <w:rPr>
+          <w:b/>
+          <w:bCs/>
+        </w:rPr>
+      </w:pPr>
+      <w:r>
+        <w:rPr>
+          <w:b/>
+          <w:bCs/>
+        </w:rPr>
+        <w:t>What is the role of kubeproxy</w:t>
+      </w:r>
+    </w:p>
+    <w:p>
+      <w:pPr>
+        <w:pStyle w:val="ListParagraph"/>
+        <w:numPr>
+          <w:ilvl w:val="0"/>
+          <w:numId w:val="19"/>
+        </w:numPr>
+        <w:rPr>
+          <w:b/>
+          <w:bCs/>
+        </w:rPr>
+      </w:pPr>
+      <w:r>
+        <w:rPr>
+          <w:b/>
+          <w:bCs/>
+        </w:rPr>
+        <w:t xml:space="preserve">Kube-Proxy </w:t>
+      </w:r>
+      <w:r>
+        <w:t>is a Kubernetes network component that runs on each node and manages network rules to enable communication between services and pods by forwarding traffic based on service definitions</w:t>
+      </w:r>
+      <w:r>
+        <w:t xml:space="preserve">. </w:t>
+      </w:r>
+      <w:r>
+        <w:rPr>
+          <w:b/>
+          <w:bCs/>
+        </w:rPr>
+        <w:t>I</w:t>
+      </w:r>
+      <w:r>
+        <w:rPr>
+          <w:b/>
+          <w:bCs/>
+        </w:rPr>
+        <w:t>t</w:t>
+      </w:r>
+      <w:r>
+        <w:rPr>
+          <w:b/>
+          <w:bCs/>
+        </w:rPr>
+        <w:t xml:space="preserve"> updates the IP tables</w:t>
+      </w:r>
+    </w:p>
+    <w:p>
+      <w:pPr>
+        <w:pStyle w:val="ListParagraph"/>
+        <w:numPr>
+          <w:ilvl w:val="0"/>
+          <w:numId w:val="18"/>
+        </w:numPr>
+        <w:rPr>
+          <w:b/>
+          <w:bCs/>
+        </w:rPr>
+      </w:pPr>
+      <w:r>
+        <w:rPr>
+          <w:b/>
+          <w:bCs/>
+        </w:rPr>
+        <w:t>What are the different types of services within Kubernetes</w:t>
+      </w:r>
+    </w:p>
+    <w:p>
+      <w:pPr>
+        <w:pStyle w:val="ListParagraph"/>
+        <w:numPr>
+          <w:ilvl w:val="0"/>
+          <w:numId w:val="19"/>
+        </w:numPr>
+        <w:rPr>
+          <w:b/>
+          <w:bCs/>
+        </w:rPr>
+      </w:pPr>
+      <w:r>
+        <w:t>There are 3 types of services in k8’s. They are</w:t>
+      </w:r>
+    </w:p>
+    <w:p>
+      <w:pPr>
+        <w:pStyle w:val="ListParagraph"/>
+        <w:numPr>
+          <w:ilvl w:val="0"/>
+          <w:numId w:val="23"/>
+        </w:numPr>
+        <w:rPr>
+          <w:b/>
+          <w:bCs/>
+        </w:rPr>
+      </w:pPr>
+      <w:r>
         <w:lastRenderedPageBreak/>
-        <w:t xml:space="preserve">If we create a service using </w:t>
-      </w:r>
-      <w:r>
-        <w:rPr>
-          <w:b/>
-          <w:bCs/>
-        </w:rPr>
-        <w:t>cluster ip</w:t>
-      </w:r>
-      <w:r>
-        <w:t xml:space="preserve"> mode</w:t>
-      </w:r>
-      <w:r>
-        <w:t xml:space="preserve">, it will not change anything. It will only give the two benefits which are </w:t>
-      </w:r>
-      <w:r>
-        <w:rPr>
-          <w:b/>
-          <w:bCs/>
-        </w:rPr>
-        <w:t>discovery and load balancing</w:t>
-      </w:r>
-      <w:r>
-        <w:rPr>
-          <w:b/>
-          <w:bCs/>
-        </w:rPr>
-        <w:t xml:space="preserve">. </w:t>
-      </w:r>
-      <w:r>
-        <w:rPr>
-          <w:b/>
-          <w:bCs/>
-        </w:rPr>
-        <w:t>It can be accessed only inside the cluster</w:t>
-      </w:r>
-    </w:p>
-    <w:p>
-      <w:pPr>
-        <w:pStyle w:val="ListParagraph"/>
-        <w:numPr>
-          <w:ilvl w:val="0"/>
-          <w:numId w:val="16"/>
-        </w:numPr>
-      </w:pPr>
+        <w:t>Cluster IP mode</w:t>
+      </w:r>
+    </w:p>
+    <w:p>
+      <w:pPr>
+        <w:pStyle w:val="ListParagraph"/>
+        <w:numPr>
+          <w:ilvl w:val="0"/>
+          <w:numId w:val="23"/>
+        </w:numPr>
+      </w:pPr>
+      <w:r>
+        <w:t>Node</w:t>
+      </w:r>
       <w:r>
         <w:t xml:space="preserve"> </w:t>
       </w:r>
       <w:r>
-        <w:t xml:space="preserve">If we create a service using </w:t>
-      </w:r>
-      <w:r>
-        <w:rPr>
-          <w:b/>
-          <w:bCs/>
-        </w:rPr>
-        <w:t>nodeport</w:t>
-      </w:r>
-      <w:r>
-        <w:t xml:space="preserve"> mode then the application is accessed </w:t>
-      </w:r>
-      <w:r>
-        <w:rPr>
-          <w:b/>
-          <w:bCs/>
-        </w:rPr>
-        <w:t>inside the org</w:t>
-      </w:r>
-    </w:p>
-    <w:p>
-      <w:pPr>
-        <w:pStyle w:val="ListParagraph"/>
-        <w:numPr>
-          <w:ilvl w:val="0"/>
-          <w:numId w:val="16"/>
-        </w:numPr>
-      </w:pPr>
-      <w:r>
-        <w:t xml:space="preserve">If we create a service using </w:t>
-      </w:r>
-      <w:r>
-        <w:rPr>
-          <w:b/>
-          <w:bCs/>
-        </w:rPr>
-        <w:t>load balancer</w:t>
-      </w:r>
-      <w:r>
-        <w:t xml:space="preserve"> mode then the application is accessed by </w:t>
-      </w:r>
-      <w:r>
-        <w:rPr>
-          <w:b/>
-          <w:bCs/>
-        </w:rPr>
-        <w:t>everyone outside the world</w:t>
-      </w:r>
-      <w:r>
-        <w:rPr>
-          <w:b/>
-          <w:bCs/>
-        </w:rPr>
-        <w:t xml:space="preserve">. </w:t>
-      </w:r>
-      <w:r>
-        <w:t>This will only support on cloud provider</w:t>
-      </w:r>
-    </w:p>
-    <w:p>
-      <w:pPr>
-        <w:ind w:left="720"/>
-        <w:rPr>
-          <w:b/>
-          <w:bCs/>
-        </w:rPr>
-      </w:pPr>
-      <w:r>
-        <w:rPr>
-          <w:b/>
-          <w:bCs/>
-        </w:rPr>
-        <w:t>Advantages of Kubernetes services</w:t>
-      </w:r>
-    </w:p>
-    <w:p>
-      <w:pPr>
-        <w:pStyle w:val="ListParagraph"/>
-        <w:numPr>
-          <w:ilvl w:val="0"/>
-          <w:numId w:val="17"/>
-        </w:numPr>
-      </w:pPr>
-      <w:r>
-        <w:t>Load Balancing</w:t>
-      </w:r>
-    </w:p>
-    <w:p>
-      <w:pPr>
-        <w:pStyle w:val="ListParagraph"/>
-        <w:numPr>
-          <w:ilvl w:val="0"/>
-          <w:numId w:val="17"/>
-        </w:numPr>
-      </w:pPr>
-      <w:r>
-        <w:t>Service Discovery</w:t>
-      </w:r>
-    </w:p>
-    <w:p>
-      <w:pPr>
-        <w:pStyle w:val="ListParagraph"/>
-        <w:numPr>
-          <w:ilvl w:val="0"/>
-          <w:numId w:val="17"/>
-        </w:numPr>
-      </w:pPr>
-      <w:r>
-        <w:t>Expose to External world</w:t>
-      </w:r>
+        <w:t>port mode</w:t>
+      </w:r>
+    </w:p>
+    <w:p>
+      <w:pPr>
+        <w:pStyle w:val="ListParagraph"/>
+        <w:numPr>
+          <w:ilvl w:val="0"/>
+          <w:numId w:val="23"/>
+        </w:numPr>
+      </w:pPr>
+      <w:r>
+        <w:t>Load balancer mode</w:t>
+      </w:r>
+    </w:p>
+    <w:p>
+      <w:pPr>
+        <w:pStyle w:val="ListParagraph"/>
+        <w:numPr>
+          <w:ilvl w:val="0"/>
+          <w:numId w:val="18"/>
+        </w:numPr>
+        <w:rPr>
+          <w:rStyle w:val="Strong"/>
+          <w:b w:val="0"/>
+          <w:bCs w:val="0"/>
+        </w:rPr>
+      </w:pPr>
+      <w:r>
+        <w:rPr>
+          <w:rStyle w:val="Strong"/>
+        </w:rPr>
+        <w:t>What is the difference between Node Port and LoadBalancer type service?</w:t>
+      </w:r>
+    </w:p>
+    <w:p>
+      <w:pPr>
+        <w:pStyle w:val="NormalWeb"/>
+        <w:numPr>
+          <w:ilvl w:val="0"/>
+          <w:numId w:val="19"/>
+        </w:numPr>
+        <w:rPr>
+          <w:rFonts w:asciiTheme="minorHAnsi" w:hAnsiTheme="minorHAnsi" w:cstheme="minorHAnsi"/>
+          <w:sz w:val="22"/>
+          <w:szCs w:val="22"/>
+        </w:rPr>
+      </w:pPr>
+      <w:r>
+        <w:rPr>
+          <w:rFonts w:asciiTheme="minorHAnsi" w:hAnsiTheme="minorHAnsi" w:cstheme="minorHAnsi"/>
+          <w:sz w:val="22"/>
+          <w:szCs w:val="22"/>
+        </w:rPr>
+        <w:t>When a service is created a Node Port type, The Kube-proxy updates the IPTables with Node IP address and port that is chosen in the service configuration to access the pods.</w:t>
+      </w:r>
+    </w:p>
+    <w:p>
+      <w:pPr>
+        <w:pStyle w:val="NormalWeb"/>
+        <w:ind w:left="1080"/>
+        <w:rPr>
+          <w:rFonts w:asciiTheme="minorHAnsi" w:hAnsiTheme="minorHAnsi" w:cstheme="minorHAnsi"/>
+          <w:sz w:val="22"/>
+          <w:szCs w:val="22"/>
+        </w:rPr>
+      </w:pPr>
+      <w:r>
+        <w:rPr>
+          <w:rFonts w:asciiTheme="minorHAnsi" w:hAnsiTheme="minorHAnsi" w:cstheme="minorHAnsi"/>
+          <w:sz w:val="22"/>
+          <w:szCs w:val="22"/>
+        </w:rPr>
+        <w:t>Whereas if you create a Service as type LoadBalancer, the cloud control manager creates an external load balancer IP using the underlying cloud provider logic in the C-CM. Users can access services using the external IP</w:t>
+      </w:r>
+    </w:p>
+    <w:p>
+      <w:pPr>
+        <w:pStyle w:val="NormalWeb"/>
+        <w:numPr>
+          <w:ilvl w:val="0"/>
+          <w:numId w:val="18"/>
+        </w:numPr>
+        <w:rPr>
+          <w:rFonts w:asciiTheme="minorHAnsi" w:hAnsiTheme="minorHAnsi" w:cstheme="minorHAnsi"/>
+          <w:b/>
+          <w:bCs/>
+          <w:sz w:val="22"/>
+          <w:szCs w:val="22"/>
+        </w:rPr>
+      </w:pPr>
+      <w:r>
+        <w:rPr>
+          <w:rFonts w:asciiTheme="minorHAnsi" w:hAnsiTheme="minorHAnsi" w:cstheme="minorHAnsi"/>
+          <w:b/>
+          <w:bCs/>
+          <w:sz w:val="22"/>
+          <w:szCs w:val="22"/>
+        </w:rPr>
+        <w:t>What is the role of kubelet</w:t>
+      </w:r>
+    </w:p>
+    <w:p>
+      <w:pPr>
+        <w:pStyle w:val="NormalWeb"/>
+        <w:numPr>
+          <w:ilvl w:val="0"/>
+          <w:numId w:val="19"/>
+        </w:numPr>
+        <w:rPr>
+          <w:rFonts w:asciiTheme="minorHAnsi" w:hAnsiTheme="minorHAnsi" w:cstheme="minorHAnsi"/>
+          <w:b/>
+          <w:bCs/>
+          <w:sz w:val="22"/>
+          <w:szCs w:val="22"/>
+        </w:rPr>
+      </w:pPr>
+      <w:r>
+        <w:rPr>
+          <w:rStyle w:val="Strong"/>
+          <w:rFonts w:asciiTheme="minorHAnsi" w:hAnsiTheme="minorHAnsi" w:cstheme="minorHAnsi"/>
+          <w:b w:val="0"/>
+          <w:bCs w:val="0"/>
+          <w:sz w:val="22"/>
+          <w:szCs w:val="22"/>
+        </w:rPr>
+        <w:t>Kubelet manages the containers that are scheduled to run on that node. It ensures that the containers are running and healthy, and that the resources they need are available.</w:t>
+      </w:r>
+    </w:p>
+    <w:p>
+      <w:pPr>
+        <w:pStyle w:val="NormalWeb"/>
+        <w:ind w:left="1080"/>
+        <w:rPr>
+          <w:rStyle w:val="Strong"/>
+          <w:rFonts w:asciiTheme="minorHAnsi" w:hAnsiTheme="minorHAnsi" w:cstheme="minorHAnsi"/>
+          <w:b w:val="0"/>
+          <w:bCs w:val="0"/>
+          <w:sz w:val="22"/>
+          <w:szCs w:val="22"/>
+        </w:rPr>
+      </w:pPr>
+      <w:r>
+        <w:rPr>
+          <w:rStyle w:val="Strong"/>
+          <w:rFonts w:asciiTheme="minorHAnsi" w:hAnsiTheme="minorHAnsi" w:cstheme="minorHAnsi"/>
+          <w:b w:val="0"/>
+          <w:bCs w:val="0"/>
+          <w:sz w:val="22"/>
+          <w:szCs w:val="22"/>
+        </w:rPr>
+        <w:t>Kubelet communicates with the Kubernetes API server to get information about the containers that should be running on the node, and then starts and stops the containers as needed to maintain the desired state. It also monitors the containers to ensure that they are running correctly, and restarts them if necessary.</w:t>
+      </w:r>
+    </w:p>
+    <w:p>
+      <w:pPr>
+        <w:pStyle w:val="NormalWeb"/>
+        <w:numPr>
+          <w:ilvl w:val="0"/>
+          <w:numId w:val="18"/>
+        </w:numPr>
+        <w:rPr>
+          <w:rStyle w:val="Strong"/>
+          <w:rFonts w:asciiTheme="minorHAnsi" w:hAnsiTheme="minorHAnsi" w:cstheme="minorHAnsi"/>
+          <w:sz w:val="22"/>
+          <w:szCs w:val="22"/>
+        </w:rPr>
+      </w:pPr>
+      <w:r>
+        <w:rPr>
+          <w:rStyle w:val="Strong"/>
+          <w:rFonts w:asciiTheme="minorHAnsi" w:hAnsiTheme="minorHAnsi" w:cstheme="minorHAnsi"/>
+          <w:sz w:val="22"/>
+          <w:szCs w:val="22"/>
+        </w:rPr>
+        <w:t>Day to day activities on Kubernetes</w:t>
+      </w:r>
+    </w:p>
+    <w:p>
+      <w:pPr>
+        <w:pStyle w:val="NormalWeb"/>
+        <w:numPr>
+          <w:ilvl w:val="0"/>
+          <w:numId w:val="19"/>
+        </w:numPr>
+        <w:rPr>
+          <w:rFonts w:asciiTheme="minorHAnsi" w:hAnsiTheme="minorHAnsi" w:cstheme="minorHAnsi"/>
+          <w:b/>
+          <w:bCs/>
+          <w:sz w:val="22"/>
+          <w:szCs w:val="22"/>
+        </w:rPr>
+      </w:pPr>
+    </w:p>
+    <w:p>
+      <w:pPr>
+        <w:pStyle w:val="NormalWeb"/>
+        <w:ind w:left="1080"/>
+        <w:rPr>
+          <w:rFonts w:asciiTheme="minorHAnsi" w:hAnsiTheme="minorHAnsi" w:cstheme="minorHAnsi"/>
+          <w:sz w:val="22"/>
+          <w:szCs w:val="22"/>
+        </w:rPr>
+      </w:pPr>
     </w:p>
     <w:sectPr>
       <w:headerReference w:type="default" r:id="rId16"/>
@@ -2792,7 +3973,7 @@
 </file>
 
 <file path=word/endnotes.xml><?xml version="1.0" encoding="utf-8"?>
-<w:endnotes xmlns:wpc="http://schemas.microsoft.com/office/word/2010/wordprocessingCanvas" xmlns:cx="http://schemas.microsoft.com/office/drawing/2014/chartex" xmlns:cx1="http://schemas.microsoft.com/office/drawing/2015/9/8/chartex" xmlns:cx2="http://schemas.microsoft.com/office/drawing/2015/10/21/chartex" xmlns:cx3="http://schemas.microsoft.com/office/drawing/2016/5/9/chartex" xmlns:cx4="http://schemas.microsoft.com/office/drawing/2016/5/10/chartex" xmlns:cx5="http://schemas.microsoft.com/office/drawing/2016/5/11/chartex" xmlns:cx6="http://schemas.microsoft.com/office/drawing/2016/5/12/chartex" xmlns:cx7="http://schemas.microsoft.com/office/drawing/2016/5/13/chartex" xmlns:cx8="http://schemas.microsoft.com/office/drawing/2016/5/14/chartex" xmlns:mc="http://schemas.openxmlformats.org/markup-compatibility/2006" xmlns:aink="http://schemas.microsoft.com/office/drawing/2016/ink" xmlns:am3d="http://schemas.microsoft.com/office/drawing/2017/model3d" xmlns:o="urn:schemas-microsoft-com:office:office" xmlns:oel="http://schemas.microsoft.com/office/2019/extlst" xmlns:r="http://schemas.openxmlformats.org/officeDocument/2006/relationships" xmlns:m="http://schemas.openxmlformats.org/officeDocument/2006/math" xmlns:v="urn:schemas-microsoft-com:vml" xmlns:wp14="http://schemas.microsoft.com/office/word/2010/wordprocessingDrawing" xmlns:wp="http://schemas.openxmlformats.org/drawingml/2006/wordprocessingDrawing" xmlns:w10="urn:schemas-microsoft-com:office:word" xmlns:w="http://schemas.openxmlformats.org/wordprocessingml/2006/main" xmlns:w14="http://schemas.microsoft.com/office/word/2010/wordml" xmlns:w15="http://schemas.microsoft.com/office/word/2012/wordml" xmlns:w16cex="http://schemas.microsoft.com/office/word/2018/wordml/cex" xmlns:w16cid="http://schemas.microsoft.com/office/word/2016/wordml/cid" xmlns:w16="http://schemas.microsoft.com/office/word/2018/wordml" xmlns:w16du="http://schemas.microsoft.com/office/word/2023/wordml/word16du" xmlns:w16sdtdh="http://schemas.microsoft.com/office/word/2020/wordml/sdtdatahash" xmlns:w16se="http://schemas.microsoft.com/office/word/2015/wordml/symex" xmlns:wpg="http://schemas.microsoft.com/office/word/2010/wordprocessingGroup" xmlns:wpi="http://schemas.microsoft.com/office/word/2010/wordprocessingInk" xmlns:wne="http://schemas.microsoft.com/office/word/2006/wordml" xmlns:wps="http://schemas.microsoft.com/office/word/2010/wordprocessingShape" mc:Ignorable="w14 w15 w16se w16cid w16 w16cex w16sdtdh w16du wp14">
+<w:endnotes xmlns:wpc="http://schemas.microsoft.com/office/word/2010/wordprocessingCanvas" xmlns:cx="http://schemas.microsoft.com/office/drawing/2014/chartex" xmlns:cx1="http://schemas.microsoft.com/office/drawing/2015/9/8/chartex" xmlns:cx2="http://schemas.microsoft.com/office/drawing/2015/10/21/chartex" xmlns:cx3="http://schemas.microsoft.com/office/drawing/2016/5/9/chartex" xmlns:cx4="http://schemas.microsoft.com/office/drawing/2016/5/10/chartex" xmlns:cx5="http://schemas.microsoft.com/office/drawing/2016/5/11/chartex" xmlns:cx6="http://schemas.microsoft.com/office/drawing/2016/5/12/chartex" xmlns:cx7="http://schemas.microsoft.com/office/drawing/2016/5/13/chartex" xmlns:cx8="http://schemas.microsoft.com/office/drawing/2016/5/14/chartex" xmlns:mc="http://schemas.openxmlformats.org/markup-compatibility/2006" xmlns:aink="http://schemas.microsoft.com/office/drawing/2016/ink" xmlns:am3d="http://schemas.microsoft.com/office/drawing/2017/model3d" xmlns:o="urn:schemas-microsoft-com:office:office" xmlns:oel="http://schemas.microsoft.com/office/2019/extlst" xmlns:r="http://schemas.openxmlformats.org/officeDocument/2006/relationships" xmlns:m="http://schemas.openxmlformats.org/officeDocument/2006/math" xmlns:v="urn:schemas-microsoft-com:vml" xmlns:wp14="http://schemas.microsoft.com/office/word/2010/wordprocessingDrawing" xmlns:wp="http://schemas.openxmlformats.org/drawingml/2006/wordprocessingDrawing" xmlns:w10="urn:schemas-microsoft-com:office:word" xmlns:w="http://schemas.openxmlformats.org/wordprocessingml/2006/main" xmlns:w14="http://schemas.microsoft.com/office/word/2010/wordml" xmlns:w15="http://schemas.microsoft.com/office/word/2012/wordml" xmlns:w16cex="http://schemas.microsoft.com/office/word/2018/wordml/cex" xmlns:w16cid="http://schemas.microsoft.com/office/word/2016/wordml/cid" xmlns:w16="http://schemas.microsoft.com/office/word/2018/wordml" xmlns:w16du="http://schemas.microsoft.com/office/word/2023/wordml/word16du" xmlns:w16sdtdh="http://schemas.microsoft.com/office/word/2020/wordml/sdtdatahash" xmlns:w16sdtfl="http://schemas.microsoft.com/office/word/2024/wordml/sdtformatlock" xmlns:w16se="http://schemas.microsoft.com/office/word/2015/wordml/symex" xmlns:wpg="http://schemas.microsoft.com/office/word/2010/wordprocessingGroup" xmlns:wpi="http://schemas.microsoft.com/office/word/2010/wordprocessingInk" xmlns:wne="http://schemas.microsoft.com/office/word/2006/wordml" xmlns:wps="http://schemas.microsoft.com/office/word/2010/wordprocessingShape" mc:Ignorable="w14 w15 w16se w16cid w16 w16cex w16sdtdh w16sdtfl w16du wp14">
   <w:endnote w:type="separator" w:id="-1">
     <w:p>
       <w:pPr>
@@ -2817,7 +3998,7 @@
 </file>
 
 <file path=word/footnotes.xml><?xml version="1.0" encoding="utf-8"?>
-<w:footnotes xmlns:wpc="http://schemas.microsoft.com/office/word/2010/wordprocessingCanvas" xmlns:cx="http://schemas.microsoft.com/office/drawing/2014/chartex" xmlns:cx1="http://schemas.microsoft.com/office/drawing/2015/9/8/chartex" xmlns:cx2="http://schemas.microsoft.com/office/drawing/2015/10/21/chartex" xmlns:cx3="http://schemas.microsoft.com/office/drawing/2016/5/9/chartex" xmlns:cx4="http://schemas.microsoft.com/office/drawing/2016/5/10/chartex" xmlns:cx5="http://schemas.microsoft.com/office/drawing/2016/5/11/chartex" xmlns:cx6="http://schemas.microsoft.com/office/drawing/2016/5/12/chartex" xmlns:cx7="http://schemas.microsoft.com/office/drawing/2016/5/13/chartex" xmlns:cx8="http://schemas.microsoft.com/office/drawing/2016/5/14/chartex" xmlns:mc="http://schemas.openxmlformats.org/markup-compatibility/2006" xmlns:aink="http://schemas.microsoft.com/office/drawing/2016/ink" xmlns:am3d="http://schemas.microsoft.com/office/drawing/2017/model3d" xmlns:o="urn:schemas-microsoft-com:office:office" xmlns:oel="http://schemas.microsoft.com/office/2019/extlst" xmlns:r="http://schemas.openxmlformats.org/officeDocument/2006/relationships" xmlns:m="http://schemas.openxmlformats.org/officeDocument/2006/math" xmlns:v="urn:schemas-microsoft-com:vml" xmlns:wp14="http://schemas.microsoft.com/office/word/2010/wordprocessingDrawing" xmlns:wp="http://schemas.openxmlformats.org/drawingml/2006/wordprocessingDrawing" xmlns:w10="urn:schemas-microsoft-com:office:word" xmlns:w="http://schemas.openxmlformats.org/wordprocessingml/2006/main" xmlns:w14="http://schemas.microsoft.com/office/word/2010/wordml" xmlns:w15="http://schemas.microsoft.com/office/word/2012/wordml" xmlns:w16cex="http://schemas.microsoft.com/office/word/2018/wordml/cex" xmlns:w16cid="http://schemas.microsoft.com/office/word/2016/wordml/cid" xmlns:w16="http://schemas.microsoft.com/office/word/2018/wordml" xmlns:w16du="http://schemas.microsoft.com/office/word/2023/wordml/word16du" xmlns:w16sdtdh="http://schemas.microsoft.com/office/word/2020/wordml/sdtdatahash" xmlns:w16se="http://schemas.microsoft.com/office/word/2015/wordml/symex" xmlns:wpg="http://schemas.microsoft.com/office/word/2010/wordprocessingGroup" xmlns:wpi="http://schemas.microsoft.com/office/word/2010/wordprocessingInk" xmlns:wne="http://schemas.microsoft.com/office/word/2006/wordml" xmlns:wps="http://schemas.microsoft.com/office/word/2010/wordprocessingShape" mc:Ignorable="w14 w15 w16se w16cid w16 w16cex w16sdtdh w16du wp14">
+<w:footnotes xmlns:wpc="http://schemas.microsoft.com/office/word/2010/wordprocessingCanvas" xmlns:cx="http://schemas.microsoft.com/office/drawing/2014/chartex" xmlns:cx1="http://schemas.microsoft.com/office/drawing/2015/9/8/chartex" xmlns:cx2="http://schemas.microsoft.com/office/drawing/2015/10/21/chartex" xmlns:cx3="http://schemas.microsoft.com/office/drawing/2016/5/9/chartex" xmlns:cx4="http://schemas.microsoft.com/office/drawing/2016/5/10/chartex" xmlns:cx5="http://schemas.microsoft.com/office/drawing/2016/5/11/chartex" xmlns:cx6="http://schemas.microsoft.com/office/drawing/2016/5/12/chartex" xmlns:cx7="http://schemas.microsoft.com/office/drawing/2016/5/13/chartex" xmlns:cx8="http://schemas.microsoft.com/office/drawing/2016/5/14/chartex" xmlns:mc="http://schemas.openxmlformats.org/markup-compatibility/2006" xmlns:aink="http://schemas.microsoft.com/office/drawing/2016/ink" xmlns:am3d="http://schemas.microsoft.com/office/drawing/2017/model3d" xmlns:o="urn:schemas-microsoft-com:office:office" xmlns:oel="http://schemas.microsoft.com/office/2019/extlst" xmlns:r="http://schemas.openxmlformats.org/officeDocument/2006/relationships" xmlns:m="http://schemas.openxmlformats.org/officeDocument/2006/math" xmlns:v="urn:schemas-microsoft-com:vml" xmlns:wp14="http://schemas.microsoft.com/office/word/2010/wordprocessingDrawing" xmlns:wp="http://schemas.openxmlformats.org/drawingml/2006/wordprocessingDrawing" xmlns:w10="urn:schemas-microsoft-com:office:word" xmlns:w="http://schemas.openxmlformats.org/wordprocessingml/2006/main" xmlns:w14="http://schemas.microsoft.com/office/word/2010/wordml" xmlns:w15="http://schemas.microsoft.com/office/word/2012/wordml" xmlns:w16cex="http://schemas.microsoft.com/office/word/2018/wordml/cex" xmlns:w16cid="http://schemas.microsoft.com/office/word/2016/wordml/cid" xmlns:w16="http://schemas.microsoft.com/office/word/2018/wordml" xmlns:w16du="http://schemas.microsoft.com/office/word/2023/wordml/word16du" xmlns:w16sdtdh="http://schemas.microsoft.com/office/word/2020/wordml/sdtdatahash" xmlns:w16sdtfl="http://schemas.microsoft.com/office/word/2024/wordml/sdtformatlock" xmlns:w16se="http://schemas.microsoft.com/office/word/2015/wordml/symex" xmlns:wpg="http://schemas.microsoft.com/office/word/2010/wordprocessingGroup" xmlns:wpi="http://schemas.microsoft.com/office/word/2010/wordprocessingInk" xmlns:wne="http://schemas.microsoft.com/office/word/2006/wordml" xmlns:wps="http://schemas.microsoft.com/office/word/2010/wordprocessingShape" mc:Ignorable="w14 w15 w16se w16cid w16 w16cex w16sdtdh w16sdtfl w16du wp14">
   <w:footnote w:type="separator" w:id="-1">
     <w:p>
       <w:pPr>
@@ -2842,7 +4023,7 @@
 </file>
 
 <file path=word/header1.xml><?xml version="1.0" encoding="utf-8"?>
-<w:hdr xmlns:wpc="http://schemas.microsoft.com/office/word/2010/wordprocessingCanvas" xmlns:cx="http://schemas.microsoft.com/office/drawing/2014/chartex" xmlns:cx1="http://schemas.microsoft.com/office/drawing/2015/9/8/chartex" xmlns:cx2="http://schemas.microsoft.com/office/drawing/2015/10/21/chartex" xmlns:cx3="http://schemas.microsoft.com/office/drawing/2016/5/9/chartex" xmlns:cx4="http://schemas.microsoft.com/office/drawing/2016/5/10/chartex" xmlns:cx5="http://schemas.microsoft.com/office/drawing/2016/5/11/chartex" xmlns:cx6="http://schemas.microsoft.com/office/drawing/2016/5/12/chartex" xmlns:cx7="http://schemas.microsoft.com/office/drawing/2016/5/13/chartex" xmlns:cx8="http://schemas.microsoft.com/office/drawing/2016/5/14/chartex" xmlns:mc="http://schemas.openxmlformats.org/markup-compatibility/2006" xmlns:aink="http://schemas.microsoft.com/office/drawing/2016/ink" xmlns:am3d="http://schemas.microsoft.com/office/drawing/2017/model3d" xmlns:o="urn:schemas-microsoft-com:office:office" xmlns:oel="http://schemas.microsoft.com/office/2019/extlst" xmlns:r="http://schemas.openxmlformats.org/officeDocument/2006/relationships" xmlns:m="http://schemas.openxmlformats.org/officeDocument/2006/math" xmlns:v="urn:schemas-microsoft-com:vml" xmlns:wp14="http://schemas.microsoft.com/office/word/2010/wordprocessingDrawing" xmlns:wp="http://schemas.openxmlformats.org/drawingml/2006/wordprocessingDrawing" xmlns:w10="urn:schemas-microsoft-com:office:word" xmlns:w="http://schemas.openxmlformats.org/wordprocessingml/2006/main" xmlns:w14="http://schemas.microsoft.com/office/word/2010/wordml" xmlns:w15="http://schemas.microsoft.com/office/word/2012/wordml" xmlns:w16cex="http://schemas.microsoft.com/office/word/2018/wordml/cex" xmlns:w16cid="http://schemas.microsoft.com/office/word/2016/wordml/cid" xmlns:w16="http://schemas.microsoft.com/office/word/2018/wordml" xmlns:w16du="http://schemas.microsoft.com/office/word/2023/wordml/word16du" xmlns:w16sdtdh="http://schemas.microsoft.com/office/word/2020/wordml/sdtdatahash" xmlns:w16se="http://schemas.microsoft.com/office/word/2015/wordml/symex" xmlns:wpg="http://schemas.microsoft.com/office/word/2010/wordprocessingGroup" xmlns:wpi="http://schemas.microsoft.com/office/word/2010/wordprocessingInk" xmlns:wne="http://schemas.microsoft.com/office/word/2006/wordml" xmlns:wps="http://schemas.microsoft.com/office/word/2010/wordprocessingShape" mc:Ignorable="w14 w15 w16se w16cid w16 w16cex w16sdtdh w16du wp14">
+<w:hdr xmlns:wpc="http://schemas.microsoft.com/office/word/2010/wordprocessingCanvas" xmlns:cx="http://schemas.microsoft.com/office/drawing/2014/chartex" xmlns:cx1="http://schemas.microsoft.com/office/drawing/2015/9/8/chartex" xmlns:cx2="http://schemas.microsoft.com/office/drawing/2015/10/21/chartex" xmlns:cx3="http://schemas.microsoft.com/office/drawing/2016/5/9/chartex" xmlns:cx4="http://schemas.microsoft.com/office/drawing/2016/5/10/chartex" xmlns:cx5="http://schemas.microsoft.com/office/drawing/2016/5/11/chartex" xmlns:cx6="http://schemas.microsoft.com/office/drawing/2016/5/12/chartex" xmlns:cx7="http://schemas.microsoft.com/office/drawing/2016/5/13/chartex" xmlns:cx8="http://schemas.microsoft.com/office/drawing/2016/5/14/chartex" xmlns:mc="http://schemas.openxmlformats.org/markup-compatibility/2006" xmlns:aink="http://schemas.microsoft.com/office/drawing/2016/ink" xmlns:am3d="http://schemas.microsoft.com/office/drawing/2017/model3d" xmlns:o="urn:schemas-microsoft-com:office:office" xmlns:oel="http://schemas.microsoft.com/office/2019/extlst" xmlns:r="http://schemas.openxmlformats.org/officeDocument/2006/relationships" xmlns:m="http://schemas.openxmlformats.org/officeDocument/2006/math" xmlns:v="urn:schemas-microsoft-com:vml" xmlns:wp14="http://schemas.microsoft.com/office/word/2010/wordprocessingDrawing" xmlns:wp="http://schemas.openxmlformats.org/drawingml/2006/wordprocessingDrawing" xmlns:w10="urn:schemas-microsoft-com:office:word" xmlns:w="http://schemas.openxmlformats.org/wordprocessingml/2006/main" xmlns:w14="http://schemas.microsoft.com/office/word/2010/wordml" xmlns:w15="http://schemas.microsoft.com/office/word/2012/wordml" xmlns:w16cex="http://schemas.microsoft.com/office/word/2018/wordml/cex" xmlns:w16cid="http://schemas.microsoft.com/office/word/2016/wordml/cid" xmlns:w16="http://schemas.microsoft.com/office/word/2018/wordml" xmlns:w16du="http://schemas.microsoft.com/office/word/2023/wordml/word16du" xmlns:w16sdtdh="http://schemas.microsoft.com/office/word/2020/wordml/sdtdatahash" xmlns:w16sdtfl="http://schemas.microsoft.com/office/word/2024/wordml/sdtformatlock" xmlns:w16se="http://schemas.microsoft.com/office/word/2015/wordml/symex" xmlns:wpg="http://schemas.microsoft.com/office/word/2010/wordprocessingGroup" xmlns:wpi="http://schemas.microsoft.com/office/word/2010/wordprocessingInk" xmlns:wne="http://schemas.microsoft.com/office/word/2006/wordml" xmlns:wps="http://schemas.microsoft.com/office/word/2010/wordprocessingShape" mc:Ignorable="w14 w15 w16se w16cid w16 w16cex w16sdtdh w16sdtfl w16du wp14">
   <w:p>
     <w:pPr>
       <w:pStyle w:val="Header"/>
@@ -2879,8 +4060,212 @@
 </file>
 
 <file path=word/numbering.xml><?xml version="1.0" encoding="utf-8"?>
-<w:numbering xmlns:wpc="http://schemas.microsoft.com/office/word/2010/wordprocessingCanvas" xmlns:cx="http://schemas.microsoft.com/office/drawing/2014/chartex" xmlns:cx1="http://schemas.microsoft.com/office/drawing/2015/9/8/chartex" xmlns:cx2="http://schemas.microsoft.com/office/drawing/2015/10/21/chartex" xmlns:cx3="http://schemas.microsoft.com/office/drawing/2016/5/9/chartex" xmlns:cx4="http://schemas.microsoft.com/office/drawing/2016/5/10/chartex" xmlns:cx5="http://schemas.microsoft.com/office/drawing/2016/5/11/chartex" xmlns:cx6="http://schemas.microsoft.com/office/drawing/2016/5/12/chartex" xmlns:cx7="http://schemas.microsoft.com/office/drawing/2016/5/13/chartex" xmlns:cx8="http://schemas.microsoft.com/office/drawing/2016/5/14/chartex" xmlns:mc="http://schemas.openxmlformats.org/markup-compatibility/2006" xmlns:aink="http://schemas.microsoft.com/office/drawing/2016/ink" xmlns:am3d="http://schemas.microsoft.com/office/drawing/2017/model3d" xmlns:o="urn:schemas-microsoft-com:office:office" xmlns:oel="http://schemas.microsoft.com/office/2019/extlst" xmlns:r="http://schemas.openxmlformats.org/officeDocument/2006/relationships" xmlns:m="http://schemas.openxmlformats.org/officeDocument/2006/math" xmlns:v="urn:schemas-microsoft-com:vml" xmlns:wp14="http://schemas.microsoft.com/office/word/2010/wordprocessingDrawing" xmlns:wp="http://schemas.openxmlformats.org/drawingml/2006/wordprocessingDrawing" xmlns:w10="urn:schemas-microsoft-com:office:word" xmlns:w="http://schemas.openxmlformats.org/wordprocessingml/2006/main" xmlns:w14="http://schemas.microsoft.com/office/word/2010/wordml" xmlns:w15="http://schemas.microsoft.com/office/word/2012/wordml" xmlns:w16cex="http://schemas.microsoft.com/office/word/2018/wordml/cex" xmlns:w16cid="http://schemas.microsoft.com/office/word/2016/wordml/cid" xmlns:w16="http://schemas.microsoft.com/office/word/2018/wordml" xmlns:w16du="http://schemas.microsoft.com/office/word/2023/wordml/word16du" xmlns:w16sdtdh="http://schemas.microsoft.com/office/word/2020/wordml/sdtdatahash" xmlns:w16se="http://schemas.microsoft.com/office/word/2015/wordml/symex" xmlns:wpg="http://schemas.microsoft.com/office/word/2010/wordprocessingGroup" xmlns:wpi="http://schemas.microsoft.com/office/word/2010/wordprocessingInk" xmlns:wne="http://schemas.microsoft.com/office/word/2006/wordml" xmlns:wps="http://schemas.microsoft.com/office/word/2010/wordprocessingShape" mc:Ignorable="w14 w15 w16se w16cid w16 w16cex w16sdtdh w16du wp14">
+<w:numbering xmlns:wpc="http://schemas.microsoft.com/office/word/2010/wordprocessingCanvas" xmlns:cx="http://schemas.microsoft.com/office/drawing/2014/chartex" xmlns:cx1="http://schemas.microsoft.com/office/drawing/2015/9/8/chartex" xmlns:cx2="http://schemas.microsoft.com/office/drawing/2015/10/21/chartex" xmlns:cx3="http://schemas.microsoft.com/office/drawing/2016/5/9/chartex" xmlns:cx4="http://schemas.microsoft.com/office/drawing/2016/5/10/chartex" xmlns:cx5="http://schemas.microsoft.com/office/drawing/2016/5/11/chartex" xmlns:cx6="http://schemas.microsoft.com/office/drawing/2016/5/12/chartex" xmlns:cx7="http://schemas.microsoft.com/office/drawing/2016/5/13/chartex" xmlns:cx8="http://schemas.microsoft.com/office/drawing/2016/5/14/chartex" xmlns:mc="http://schemas.openxmlformats.org/markup-compatibility/2006" xmlns:aink="http://schemas.microsoft.com/office/drawing/2016/ink" xmlns:am3d="http://schemas.microsoft.com/office/drawing/2017/model3d" xmlns:o="urn:schemas-microsoft-com:office:office" xmlns:oel="http://schemas.microsoft.com/office/2019/extlst" xmlns:r="http://schemas.openxmlformats.org/officeDocument/2006/relationships" xmlns:m="http://schemas.openxmlformats.org/officeDocument/2006/math" xmlns:v="urn:schemas-microsoft-com:vml" xmlns:wp14="http://schemas.microsoft.com/office/word/2010/wordprocessingDrawing" xmlns:wp="http://schemas.openxmlformats.org/drawingml/2006/wordprocessingDrawing" xmlns:w10="urn:schemas-microsoft-com:office:word" xmlns:w="http://schemas.openxmlformats.org/wordprocessingml/2006/main" xmlns:w14="http://schemas.microsoft.com/office/word/2010/wordml" xmlns:w15="http://schemas.microsoft.com/office/word/2012/wordml" xmlns:w16cex="http://schemas.microsoft.com/office/word/2018/wordml/cex" xmlns:w16cid="http://schemas.microsoft.com/office/word/2016/wordml/cid" xmlns:w16="http://schemas.microsoft.com/office/word/2018/wordml" xmlns:w16du="http://schemas.microsoft.com/office/word/2023/wordml/word16du" xmlns:w16sdtdh="http://schemas.microsoft.com/office/word/2020/wordml/sdtdatahash" xmlns:w16sdtfl="http://schemas.microsoft.com/office/word/2024/wordml/sdtformatlock" xmlns:w16se="http://schemas.microsoft.com/office/word/2015/wordml/symex" xmlns:wpg="http://schemas.microsoft.com/office/word/2010/wordprocessingGroup" xmlns:wpi="http://schemas.microsoft.com/office/word/2010/wordprocessingInk" xmlns:wne="http://schemas.microsoft.com/office/word/2006/wordml" xmlns:wps="http://schemas.microsoft.com/office/word/2010/wordprocessingShape" mc:Ignorable="w14 w15 w16se w16cid w16 w16cex w16sdtdh w16sdtfl w16du wp14">
   <w:abstractNum w:abstractNumId="0" w15:restartNumberingAfterBreak="0">
+    <w:nsid w:val="136C57E7"/>
+    <w:multiLevelType w:val="hybridMultilevel"/>
+    <w:tmpl w:val="22EC169C"/>
+    <w:lvl w:ilvl="0" w:tplc="40090001">
+      <w:start w:val="1"/>
+      <w:numFmt w:val="bullet"/>
+      <w:lvlText w:val=""/>
+      <w:lvlJc w:val="left"/>
+      <w:pPr>
+        <w:ind w:left="2160" w:hanging="360"/>
+      </w:pPr>
+      <w:rPr>
+        <w:rFonts w:ascii="Symbol" w:hAnsi="Symbol" w:hint="default"/>
+      </w:rPr>
+    </w:lvl>
+    <w:lvl w:ilvl="1" w:tplc="40090003" w:tentative="1">
+      <w:start w:val="1"/>
+      <w:numFmt w:val="bullet"/>
+      <w:lvlText w:val="o"/>
+      <w:lvlJc w:val="left"/>
+      <w:pPr>
+        <w:ind w:left="2880" w:hanging="360"/>
+      </w:pPr>
+      <w:rPr>
+        <w:rFonts w:ascii="Courier New" w:hAnsi="Courier New" w:cs="Courier New" w:hint="default"/>
+      </w:rPr>
+    </w:lvl>
+    <w:lvl w:ilvl="2" w:tplc="40090005" w:tentative="1">
+      <w:start w:val="1"/>
+      <w:numFmt w:val="bullet"/>
+      <w:lvlText w:val=""/>
+      <w:lvlJc w:val="left"/>
+      <w:pPr>
+        <w:ind w:left="3600" w:hanging="360"/>
+      </w:pPr>
+      <w:rPr>
+        <w:rFonts w:ascii="Wingdings" w:hAnsi="Wingdings" w:hint="default"/>
+      </w:rPr>
+    </w:lvl>
+    <w:lvl w:ilvl="3" w:tplc="40090001" w:tentative="1">
+      <w:start w:val="1"/>
+      <w:numFmt w:val="bullet"/>
+      <w:lvlText w:val=""/>
+      <w:lvlJc w:val="left"/>
+      <w:pPr>
+        <w:ind w:left="4320" w:hanging="360"/>
+      </w:pPr>
+      <w:rPr>
+        <w:rFonts w:ascii="Symbol" w:hAnsi="Symbol" w:hint="default"/>
+      </w:rPr>
+    </w:lvl>
+    <w:lvl w:ilvl="4" w:tplc="40090003" w:tentative="1">
+      <w:start w:val="1"/>
+      <w:numFmt w:val="bullet"/>
+      <w:lvlText w:val="o"/>
+      <w:lvlJc w:val="left"/>
+      <w:pPr>
+        <w:ind w:left="5040" w:hanging="360"/>
+      </w:pPr>
+      <w:rPr>
+        <w:rFonts w:ascii="Courier New" w:hAnsi="Courier New" w:cs="Courier New" w:hint="default"/>
+      </w:rPr>
+    </w:lvl>
+    <w:lvl w:ilvl="5" w:tplc="40090005" w:tentative="1">
+      <w:start w:val="1"/>
+      <w:numFmt w:val="bullet"/>
+      <w:lvlText w:val=""/>
+      <w:lvlJc w:val="left"/>
+      <w:pPr>
+        <w:ind w:left="5760" w:hanging="360"/>
+      </w:pPr>
+      <w:rPr>
+        <w:rFonts w:ascii="Wingdings" w:hAnsi="Wingdings" w:hint="default"/>
+      </w:rPr>
+    </w:lvl>
+    <w:lvl w:ilvl="6" w:tplc="40090001" w:tentative="1">
+      <w:start w:val="1"/>
+      <w:numFmt w:val="bullet"/>
+      <w:lvlText w:val=""/>
+      <w:lvlJc w:val="left"/>
+      <w:pPr>
+        <w:ind w:left="6480" w:hanging="360"/>
+      </w:pPr>
+      <w:rPr>
+        <w:rFonts w:ascii="Symbol" w:hAnsi="Symbol" w:hint="default"/>
+      </w:rPr>
+    </w:lvl>
+    <w:lvl w:ilvl="7" w:tplc="40090003" w:tentative="1">
+      <w:start w:val="1"/>
+      <w:numFmt w:val="bullet"/>
+      <w:lvlText w:val="o"/>
+      <w:lvlJc w:val="left"/>
+      <w:pPr>
+        <w:ind w:left="7200" w:hanging="360"/>
+      </w:pPr>
+      <w:rPr>
+        <w:rFonts w:ascii="Courier New" w:hAnsi="Courier New" w:cs="Courier New" w:hint="default"/>
+      </w:rPr>
+    </w:lvl>
+    <w:lvl w:ilvl="8" w:tplc="40090005" w:tentative="1">
+      <w:start w:val="1"/>
+      <w:numFmt w:val="bullet"/>
+      <w:lvlText w:val=""/>
+      <w:lvlJc w:val="left"/>
+      <w:pPr>
+        <w:ind w:left="7920" w:hanging="360"/>
+      </w:pPr>
+      <w:rPr>
+        <w:rFonts w:ascii="Wingdings" w:hAnsi="Wingdings" w:hint="default"/>
+      </w:rPr>
+    </w:lvl>
+  </w:abstractNum>
+  <w:abstractNum w:abstractNumId="1" w15:restartNumberingAfterBreak="0">
+    <w:nsid w:val="1AB266AD"/>
+    <w:multiLevelType w:val="hybridMultilevel"/>
+    <w:tmpl w:val="F746BE42"/>
+    <w:lvl w:ilvl="0" w:tplc="5E706260">
+      <w:start w:val="1"/>
+      <w:numFmt w:val="decimal"/>
+      <w:lvlText w:val="%1."/>
+      <w:lvlJc w:val="left"/>
+      <w:pPr>
+        <w:ind w:left="720" w:hanging="360"/>
+      </w:pPr>
+      <w:rPr>
+        <w:rFonts w:hint="default"/>
+        <w:b/>
+        <w:bCs/>
+      </w:rPr>
+    </w:lvl>
+    <w:lvl w:ilvl="1" w:tplc="40090019" w:tentative="1">
+      <w:start w:val="1"/>
+      <w:numFmt w:val="lowerLetter"/>
+      <w:lvlText w:val="%2."/>
+      <w:lvlJc w:val="left"/>
+      <w:pPr>
+        <w:ind w:left="1440" w:hanging="360"/>
+      </w:pPr>
+    </w:lvl>
+    <w:lvl w:ilvl="2" w:tplc="4009001B" w:tentative="1">
+      <w:start w:val="1"/>
+      <w:numFmt w:val="lowerRoman"/>
+      <w:lvlText w:val="%3."/>
+      <w:lvlJc w:val="right"/>
+      <w:pPr>
+        <w:ind w:left="2160" w:hanging="180"/>
+      </w:pPr>
+    </w:lvl>
+    <w:lvl w:ilvl="3" w:tplc="4009000F" w:tentative="1">
+      <w:start w:val="1"/>
+      <w:numFmt w:val="decimal"/>
+      <w:lvlText w:val="%4."/>
+      <w:lvlJc w:val="left"/>
+      <w:pPr>
+        <w:ind w:left="2880" w:hanging="360"/>
+      </w:pPr>
+    </w:lvl>
+    <w:lvl w:ilvl="4" w:tplc="40090019" w:tentative="1">
+      <w:start w:val="1"/>
+      <w:numFmt w:val="lowerLetter"/>
+      <w:lvlText w:val="%5."/>
+      <w:lvlJc w:val="left"/>
+      <w:pPr>
+        <w:ind w:left="3600" w:hanging="360"/>
+      </w:pPr>
+    </w:lvl>
+    <w:lvl w:ilvl="5" w:tplc="4009001B" w:tentative="1">
+      <w:start w:val="1"/>
+      <w:numFmt w:val="lowerRoman"/>
+      <w:lvlText w:val="%6."/>
+      <w:lvlJc w:val="right"/>
+      <w:pPr>
+        <w:ind w:left="4320" w:hanging="180"/>
+      </w:pPr>
+    </w:lvl>
+    <w:lvl w:ilvl="6" w:tplc="4009000F" w:tentative="1">
+      <w:start w:val="1"/>
+      <w:numFmt w:val="decimal"/>
+      <w:lvlText w:val="%7."/>
+      <w:lvlJc w:val="left"/>
+      <w:pPr>
+        <w:ind w:left="5040" w:hanging="360"/>
+      </w:pPr>
+    </w:lvl>
+    <w:lvl w:ilvl="7" w:tplc="40090019" w:tentative="1">
+      <w:start w:val="1"/>
+      <w:numFmt w:val="lowerLetter"/>
+      <w:lvlText w:val="%8."/>
+      <w:lvlJc w:val="left"/>
+      <w:pPr>
+        <w:ind w:left="5760" w:hanging="360"/>
+      </w:pPr>
+    </w:lvl>
+    <w:lvl w:ilvl="8" w:tplc="4009001B" w:tentative="1">
+      <w:start w:val="1"/>
+      <w:numFmt w:val="lowerRoman"/>
+      <w:lvlText w:val="%9."/>
+      <w:lvlJc w:val="right"/>
+      <w:pPr>
+        <w:ind w:left="6480" w:hanging="180"/>
+      </w:pPr>
+    </w:lvl>
+  </w:abstractNum>
+  <w:abstractNum w:abstractNumId="2" w15:restartNumberingAfterBreak="0">
     <w:nsid w:val="22C505B6"/>
     <w:multiLevelType w:val="hybridMultilevel"/>
     <w:tmpl w:val="60947420"/>
@@ -2969,7 +4354,7 @@
       </w:pPr>
     </w:lvl>
   </w:abstractNum>
-  <w:abstractNum w:abstractNumId="1" w15:restartNumberingAfterBreak="0">
+  <w:abstractNum w:abstractNumId="3" w15:restartNumberingAfterBreak="0">
     <w:nsid w:val="278E27B8"/>
     <w:multiLevelType w:val="hybridMultilevel"/>
     <w:tmpl w:val="E64A24B6"/>
@@ -3055,7 +4440,120 @@
       </w:pPr>
     </w:lvl>
   </w:abstractNum>
-  <w:abstractNum w:abstractNumId="2" w15:restartNumberingAfterBreak="0">
+  <w:abstractNum w:abstractNumId="4" w15:restartNumberingAfterBreak="0">
+    <w:nsid w:val="2EAB1166"/>
+    <w:multiLevelType w:val="hybridMultilevel"/>
+    <w:tmpl w:val="34AE828A"/>
+    <w:lvl w:ilvl="0" w:tplc="40090001">
+      <w:start w:val="1"/>
+      <w:numFmt w:val="bullet"/>
+      <w:lvlText w:val=""/>
+      <w:lvlJc w:val="left"/>
+      <w:pPr>
+        <w:ind w:left="2160" w:hanging="360"/>
+      </w:pPr>
+      <w:rPr>
+        <w:rFonts w:ascii="Symbol" w:hAnsi="Symbol" w:hint="default"/>
+      </w:rPr>
+    </w:lvl>
+    <w:lvl w:ilvl="1" w:tplc="40090003">
+      <w:start w:val="1"/>
+      <w:numFmt w:val="bullet"/>
+      <w:lvlText w:val="o"/>
+      <w:lvlJc w:val="left"/>
+      <w:pPr>
+        <w:ind w:left="2880" w:hanging="360"/>
+      </w:pPr>
+      <w:rPr>
+        <w:rFonts w:ascii="Courier New" w:hAnsi="Courier New" w:cs="Courier New" w:hint="default"/>
+      </w:rPr>
+    </w:lvl>
+    <w:lvl w:ilvl="2" w:tplc="40090005" w:tentative="1">
+      <w:start w:val="1"/>
+      <w:numFmt w:val="bullet"/>
+      <w:lvlText w:val=""/>
+      <w:lvlJc w:val="left"/>
+      <w:pPr>
+        <w:ind w:left="3600" w:hanging="360"/>
+      </w:pPr>
+      <w:rPr>
+        <w:rFonts w:ascii="Wingdings" w:hAnsi="Wingdings" w:hint="default"/>
+      </w:rPr>
+    </w:lvl>
+    <w:lvl w:ilvl="3" w:tplc="40090001" w:tentative="1">
+      <w:start w:val="1"/>
+      <w:numFmt w:val="bullet"/>
+      <w:lvlText w:val=""/>
+      <w:lvlJc w:val="left"/>
+      <w:pPr>
+        <w:ind w:left="4320" w:hanging="360"/>
+      </w:pPr>
+      <w:rPr>
+        <w:rFonts w:ascii="Symbol" w:hAnsi="Symbol" w:hint="default"/>
+      </w:rPr>
+    </w:lvl>
+    <w:lvl w:ilvl="4" w:tplc="40090003" w:tentative="1">
+      <w:start w:val="1"/>
+      <w:numFmt w:val="bullet"/>
+      <w:lvlText w:val="o"/>
+      <w:lvlJc w:val="left"/>
+      <w:pPr>
+        <w:ind w:left="5040" w:hanging="360"/>
+      </w:pPr>
+      <w:rPr>
+        <w:rFonts w:ascii="Courier New" w:hAnsi="Courier New" w:cs="Courier New" w:hint="default"/>
+      </w:rPr>
+    </w:lvl>
+    <w:lvl w:ilvl="5" w:tplc="40090005" w:tentative="1">
+      <w:start w:val="1"/>
+      <w:numFmt w:val="bullet"/>
+      <w:lvlText w:val=""/>
+      <w:lvlJc w:val="left"/>
+      <w:pPr>
+        <w:ind w:left="5760" w:hanging="360"/>
+      </w:pPr>
+      <w:rPr>
+        <w:rFonts w:ascii="Wingdings" w:hAnsi="Wingdings" w:hint="default"/>
+      </w:rPr>
+    </w:lvl>
+    <w:lvl w:ilvl="6" w:tplc="40090001" w:tentative="1">
+      <w:start w:val="1"/>
+      <w:numFmt w:val="bullet"/>
+      <w:lvlText w:val=""/>
+      <w:lvlJc w:val="left"/>
+      <w:pPr>
+        <w:ind w:left="6480" w:hanging="360"/>
+      </w:pPr>
+      <w:rPr>
+        <w:rFonts w:ascii="Symbol" w:hAnsi="Symbol" w:hint="default"/>
+      </w:rPr>
+    </w:lvl>
+    <w:lvl w:ilvl="7" w:tplc="40090003" w:tentative="1">
+      <w:start w:val="1"/>
+      <w:numFmt w:val="bullet"/>
+      <w:lvlText w:val="o"/>
+      <w:lvlJc w:val="left"/>
+      <w:pPr>
+        <w:ind w:left="7200" w:hanging="360"/>
+      </w:pPr>
+      <w:rPr>
+        <w:rFonts w:ascii="Courier New" w:hAnsi="Courier New" w:cs="Courier New" w:hint="default"/>
+      </w:rPr>
+    </w:lvl>
+    <w:lvl w:ilvl="8" w:tplc="40090005" w:tentative="1">
+      <w:start w:val="1"/>
+      <w:numFmt w:val="bullet"/>
+      <w:lvlText w:val=""/>
+      <w:lvlJc w:val="left"/>
+      <w:pPr>
+        <w:ind w:left="7920" w:hanging="360"/>
+      </w:pPr>
+      <w:rPr>
+        <w:rFonts w:ascii="Wingdings" w:hAnsi="Wingdings" w:hint="default"/>
+      </w:rPr>
+    </w:lvl>
+  </w:abstractNum>
+  <w:abstractNum w:abstractNumId="5" w15:restartNumberingAfterBreak="0">
     <w:nsid w:val="33BA3330"/>
     <w:multiLevelType w:val="hybridMultilevel"/>
     <w:tmpl w:val="1068B5B2"/>
@@ -3141,7 +4639,7 @@
       </w:pPr>
     </w:lvl>
   </w:abstractNum>
-  <w:abstractNum w:abstractNumId="3" w15:restartNumberingAfterBreak="0">
+  <w:abstractNum w:abstractNumId="6" w15:restartNumberingAfterBreak="0">
     <w:nsid w:val="3573434B"/>
     <w:multiLevelType w:val="hybridMultilevel"/>
     <w:tmpl w:val="5FF80262"/>
@@ -3230,7 +4728,7 @@
       </w:pPr>
     </w:lvl>
   </w:abstractNum>
-  <w:abstractNum w:abstractNumId="4" w15:restartNumberingAfterBreak="0">
+  <w:abstractNum w:abstractNumId="7" w15:restartNumberingAfterBreak="0">
     <w:nsid w:val="4177377A"/>
     <w:multiLevelType w:val="hybridMultilevel"/>
     <w:tmpl w:val="79A6506E"/>
@@ -3343,7 +4841,7 @@
       </w:rPr>
     </w:lvl>
   </w:abstractNum>
-  <w:abstractNum w:abstractNumId="5" w15:restartNumberingAfterBreak="0">
+  <w:abstractNum w:abstractNumId="8" w15:restartNumberingAfterBreak="0">
     <w:nsid w:val="4C297E49"/>
     <w:multiLevelType w:val="hybridMultilevel"/>
     <w:tmpl w:val="F6B03ECA"/>
@@ -3433,7 +4931,7 @@
       </w:pPr>
     </w:lvl>
   </w:abstractNum>
-  <w:abstractNum w:abstractNumId="6" w15:restartNumberingAfterBreak="0">
+  <w:abstractNum w:abstractNumId="9" w15:restartNumberingAfterBreak="0">
     <w:nsid w:val="537911A2"/>
     <w:multiLevelType w:val="hybridMultilevel"/>
     <w:tmpl w:val="70D0546C"/>
@@ -3546,7 +5044,97 @@
       </w:rPr>
     </w:lvl>
   </w:abstractNum>
-  <w:abstractNum w:abstractNumId="7" w15:restartNumberingAfterBreak="0">
+  <w:abstractNum w:abstractNumId="10" w15:restartNumberingAfterBreak="0">
+    <w:nsid w:val="56775C02"/>
+    <w:multiLevelType w:val="hybridMultilevel"/>
+    <w:tmpl w:val="DBA613A8"/>
+    <w:lvl w:ilvl="0" w:tplc="A3BABD0A">
+      <w:start w:val="1"/>
+      <w:numFmt w:val="decimal"/>
+      <w:lvlText w:val="%1."/>
+      <w:lvlJc w:val="left"/>
+      <w:pPr>
+        <w:ind w:left="1440" w:hanging="360"/>
+      </w:pPr>
+      <w:rPr>
+        <w:rFonts w:hint="default"/>
+        <w:b w:val="0"/>
+      </w:rPr>
+    </w:lvl>
+    <w:lvl w:ilvl="1" w:tplc="40090019" w:tentative="1">
+      <w:start w:val="1"/>
+      <w:numFmt w:val="lowerLetter"/>
+      <w:lvlText w:val="%2."/>
+      <w:lvlJc w:val="left"/>
+      <w:pPr>
+        <w:ind w:left="2160" w:hanging="360"/>
+      </w:pPr>
+    </w:lvl>
+    <w:lvl w:ilvl="2" w:tplc="4009001B" w:tentative="1">
+      <w:start w:val="1"/>
+      <w:numFmt w:val="lowerRoman"/>
+      <w:lvlText w:val="%3."/>
+      <w:lvlJc w:val="right"/>
+      <w:pPr>
+        <w:ind w:left="2880" w:hanging="180"/>
+      </w:pPr>
+    </w:lvl>
+    <w:lvl w:ilvl="3" w:tplc="4009000F" w:tentative="1">
+      <w:start w:val="1"/>
+      <w:numFmt w:val="decimal"/>
+      <w:lvlText w:val="%4."/>
+      <w:lvlJc w:val="left"/>
+      <w:pPr>
+        <w:ind w:left="3600" w:hanging="360"/>
+      </w:pPr>
+    </w:lvl>
+    <w:lvl w:ilvl="4" w:tplc="40090019" w:tentative="1">
+      <w:start w:val="1"/>
+      <w:numFmt w:val="lowerLetter"/>
+      <w:lvlText w:val="%5."/>
+      <w:lvlJc w:val="left"/>
+      <w:pPr>
+        <w:ind w:left="4320" w:hanging="360"/>
+      </w:pPr>
+    </w:lvl>
+    <w:lvl w:ilvl="5" w:tplc="4009001B" w:tentative="1">
+      <w:start w:val="1"/>
+      <w:numFmt w:val="lowerRoman"/>
+      <w:lvlText w:val="%6."/>
+      <w:lvlJc w:val="right"/>
+      <w:pPr>
+        <w:ind w:left="5040" w:hanging="180"/>
+      </w:pPr>
+    </w:lvl>
+    <w:lvl w:ilvl="6" w:tplc="4009000F" w:tentative="1">
+      <w:start w:val="1"/>
+      <w:numFmt w:val="decimal"/>
+      <w:lvlText w:val="%7."/>
+      <w:lvlJc w:val="left"/>
+      <w:pPr>
+        <w:ind w:left="5760" w:hanging="360"/>
+      </w:pPr>
+    </w:lvl>
+    <w:lvl w:ilvl="7" w:tplc="40090019" w:tentative="1">
+      <w:start w:val="1"/>
+      <w:numFmt w:val="lowerLetter"/>
+      <w:lvlText w:val="%8."/>
+      <w:lvlJc w:val="left"/>
+      <w:pPr>
+        <w:ind w:left="6480" w:hanging="360"/>
+      </w:pPr>
+    </w:lvl>
+    <w:lvl w:ilvl="8" w:tplc="4009001B" w:tentative="1">
+      <w:start w:val="1"/>
+      <w:numFmt w:val="lowerRoman"/>
+      <w:lvlText w:val="%9."/>
+      <w:lvlJc w:val="right"/>
+      <w:pPr>
+        <w:ind w:left="7200" w:hanging="180"/>
+      </w:pPr>
+    </w:lvl>
+  </w:abstractNum>
+  <w:abstractNum w:abstractNumId="11" w15:restartNumberingAfterBreak="0">
     <w:nsid w:val="572903AD"/>
     <w:multiLevelType w:val="hybridMultilevel"/>
     <w:tmpl w:val="73FC0722"/>
@@ -3636,7 +5224,7 @@
       </w:pPr>
     </w:lvl>
   </w:abstractNum>
-  <w:abstractNum w:abstractNumId="8" w15:restartNumberingAfterBreak="0">
+  <w:abstractNum w:abstractNumId="12" w15:restartNumberingAfterBreak="0">
     <w:nsid w:val="58822A60"/>
     <w:multiLevelType w:val="hybridMultilevel"/>
     <w:tmpl w:val="0642532E"/>
@@ -3726,7 +5314,7 @@
       </w:pPr>
     </w:lvl>
   </w:abstractNum>
-  <w:abstractNum w:abstractNumId="9" w15:restartNumberingAfterBreak="0">
+  <w:abstractNum w:abstractNumId="13" w15:restartNumberingAfterBreak="0">
     <w:nsid w:val="59C814C9"/>
     <w:multiLevelType w:val="hybridMultilevel"/>
     <w:tmpl w:val="0DEEE9D4"/>
@@ -3839,7 +5427,7 @@
       </w:rPr>
     </w:lvl>
   </w:abstractNum>
-  <w:abstractNum w:abstractNumId="10" w15:restartNumberingAfterBreak="0">
+  <w:abstractNum w:abstractNumId="14" w15:restartNumberingAfterBreak="0">
     <w:nsid w:val="5AF70A96"/>
     <w:multiLevelType w:val="hybridMultilevel"/>
     <w:tmpl w:val="B3B8461A"/>
@@ -3952,7 +5540,7 @@
       </w:rPr>
     </w:lvl>
   </w:abstractNum>
-  <w:abstractNum w:abstractNumId="11" w15:restartNumberingAfterBreak="0">
+  <w:abstractNum w:abstractNumId="15" w15:restartNumberingAfterBreak="0">
     <w:nsid w:val="5C382030"/>
     <w:multiLevelType w:val="hybridMultilevel"/>
     <w:tmpl w:val="F3D85C94"/>
@@ -4065,7 +5653,7 @@
       </w:rPr>
     </w:lvl>
   </w:abstractNum>
-  <w:abstractNum w:abstractNumId="12" w15:restartNumberingAfterBreak="0">
+  <w:abstractNum w:abstractNumId="16" w15:restartNumberingAfterBreak="0">
     <w:nsid w:val="5FD36D62"/>
     <w:multiLevelType w:val="hybridMultilevel"/>
     <w:tmpl w:val="23107EA4"/>
@@ -4178,7 +5766,7 @@
       </w:rPr>
     </w:lvl>
   </w:abstractNum>
-  <w:abstractNum w:abstractNumId="13" w15:restartNumberingAfterBreak="0">
+  <w:abstractNum w:abstractNumId="17" w15:restartNumberingAfterBreak="0">
     <w:nsid w:val="6304646E"/>
     <w:multiLevelType w:val="hybridMultilevel"/>
     <w:tmpl w:val="1DEC483C"/>
@@ -4291,7 +5879,120 @@
       </w:rPr>
     </w:lvl>
   </w:abstractNum>
-  <w:abstractNum w:abstractNumId="14" w15:restartNumberingAfterBreak="0">
+  <w:abstractNum w:abstractNumId="18" w15:restartNumberingAfterBreak="0">
+    <w:nsid w:val="694705E2"/>
+    <w:multiLevelType w:val="hybridMultilevel"/>
+    <w:tmpl w:val="2AE01A10"/>
+    <w:lvl w:ilvl="0" w:tplc="06FC36DE">
+      <w:start w:val="1"/>
+      <w:numFmt w:val="bullet"/>
+      <w:lvlText w:val=""/>
+      <w:lvlJc w:val="left"/>
+      <w:pPr>
+        <w:ind w:left="1080" w:hanging="360"/>
+      </w:pPr>
+      <w:rPr>
+        <w:rFonts w:ascii="Wingdings" w:eastAsiaTheme="minorHAnsi" w:hAnsi="Wingdings" w:cstheme="minorBidi" w:hint="default"/>
+      </w:rPr>
+    </w:lvl>
+    <w:lvl w:ilvl="1" w:tplc="40090003">
+      <w:start w:val="1"/>
+      <w:numFmt w:val="bullet"/>
+      <w:lvlText w:val="o"/>
+      <w:lvlJc w:val="left"/>
+      <w:pPr>
+        <w:ind w:left="1800" w:hanging="360"/>
+      </w:pPr>
+      <w:rPr>
+        <w:rFonts w:ascii="Courier New" w:hAnsi="Courier New" w:cs="Courier New" w:hint="default"/>
+      </w:rPr>
+    </w:lvl>
+    <w:lvl w:ilvl="2" w:tplc="40090005" w:tentative="1">
+      <w:start w:val="1"/>
+      <w:numFmt w:val="bullet"/>
+      <w:lvlText w:val=""/>
+      <w:lvlJc w:val="left"/>
+      <w:pPr>
+        <w:ind w:left="2520" w:hanging="360"/>
+      </w:pPr>
+      <w:rPr>
+        <w:rFonts w:ascii="Wingdings" w:hAnsi="Wingdings" w:hint="default"/>
+      </w:rPr>
+    </w:lvl>
+    <w:lvl w:ilvl="3" w:tplc="40090001" w:tentative="1">
+      <w:start w:val="1"/>
+      <w:numFmt w:val="bullet"/>
+      <w:lvlText w:val=""/>
+      <w:lvlJc w:val="left"/>
+      <w:pPr>
+        <w:ind w:left="3240" w:hanging="360"/>
+      </w:pPr>
+      <w:rPr>
+        <w:rFonts w:ascii="Symbol" w:hAnsi="Symbol" w:hint="default"/>
+      </w:rPr>
+    </w:lvl>
+    <w:lvl w:ilvl="4" w:tplc="40090003" w:tentative="1">
+      <w:start w:val="1"/>
+      <w:numFmt w:val="bullet"/>
+      <w:lvlText w:val="o"/>
+      <w:lvlJc w:val="left"/>
+      <w:pPr>
+        <w:ind w:left="3960" w:hanging="360"/>
+      </w:pPr>
+      <w:rPr>
+        <w:rFonts w:ascii="Courier New" w:hAnsi="Courier New" w:cs="Courier New" w:hint="default"/>
+      </w:rPr>
+    </w:lvl>
+    <w:lvl w:ilvl="5" w:tplc="40090005" w:tentative="1">
+      <w:start w:val="1"/>
+      <w:numFmt w:val="bullet"/>
+      <w:lvlText w:val=""/>
+      <w:lvlJc w:val="left"/>
+      <w:pPr>
+        <w:ind w:left="4680" w:hanging="360"/>
+      </w:pPr>
+      <w:rPr>
+        <w:rFonts w:ascii="Wingdings" w:hAnsi="Wingdings" w:hint="default"/>
+      </w:rPr>
+    </w:lvl>
+    <w:lvl w:ilvl="6" w:tplc="40090001" w:tentative="1">
+      <w:start w:val="1"/>
+      <w:numFmt w:val="bullet"/>
+      <w:lvlText w:val=""/>
+      <w:lvlJc w:val="left"/>
+      <w:pPr>
+        <w:ind w:left="5400" w:hanging="360"/>
+      </w:pPr>
+      <w:rPr>
+        <w:rFonts w:ascii="Symbol" w:hAnsi="Symbol" w:hint="default"/>
+      </w:rPr>
+    </w:lvl>
+    <w:lvl w:ilvl="7" w:tplc="40090003" w:tentative="1">
+      <w:start w:val="1"/>
+      <w:numFmt w:val="bullet"/>
+      <w:lvlText w:val="o"/>
+      <w:lvlJc w:val="left"/>
+      <w:pPr>
+        <w:ind w:left="6120" w:hanging="360"/>
+      </w:pPr>
+      <w:rPr>
+        <w:rFonts w:ascii="Courier New" w:hAnsi="Courier New" w:cs="Courier New" w:hint="default"/>
+      </w:rPr>
+    </w:lvl>
+    <w:lvl w:ilvl="8" w:tplc="40090005" w:tentative="1">
+      <w:start w:val="1"/>
+      <w:numFmt w:val="bullet"/>
+      <w:lvlText w:val=""/>
+      <w:lvlJc w:val="left"/>
+      <w:pPr>
+        <w:ind w:left="6840" w:hanging="360"/>
+      </w:pPr>
+      <w:rPr>
+        <w:rFonts w:ascii="Wingdings" w:hAnsi="Wingdings" w:hint="default"/>
+      </w:rPr>
+    </w:lvl>
+  </w:abstractNum>
+  <w:abstractNum w:abstractNumId="19" w15:restartNumberingAfterBreak="0">
     <w:nsid w:val="6D843164"/>
     <w:multiLevelType w:val="hybridMultilevel"/>
     <w:tmpl w:val="2D269192"/>
@@ -4404,7 +6105,97 @@
       </w:rPr>
     </w:lvl>
   </w:abstractNum>
-  <w:abstractNum w:abstractNumId="15" w15:restartNumberingAfterBreak="0">
+  <w:abstractNum w:abstractNumId="20" w15:restartNumberingAfterBreak="0">
+    <w:nsid w:val="6FFE3F06"/>
+    <w:multiLevelType w:val="hybridMultilevel"/>
+    <w:tmpl w:val="37286E9C"/>
+    <w:lvl w:ilvl="0" w:tplc="8BEC5DD6">
+      <w:start w:val="1"/>
+      <w:numFmt w:val="decimal"/>
+      <w:lvlText w:val="%1."/>
+      <w:lvlJc w:val="left"/>
+      <w:pPr>
+        <w:ind w:left="1440" w:hanging="360"/>
+      </w:pPr>
+      <w:rPr>
+        <w:rFonts w:hint="default"/>
+        <w:b w:val="0"/>
+      </w:rPr>
+    </w:lvl>
+    <w:lvl w:ilvl="1" w:tplc="40090019" w:tentative="1">
+      <w:start w:val="1"/>
+      <w:numFmt w:val="lowerLetter"/>
+      <w:lvlText w:val="%2."/>
+      <w:lvlJc w:val="left"/>
+      <w:pPr>
+        <w:ind w:left="2160" w:hanging="360"/>
+      </w:pPr>
+    </w:lvl>
+    <w:lvl w:ilvl="2" w:tplc="4009001B" w:tentative="1">
+      <w:start w:val="1"/>
+      <w:numFmt w:val="lowerRoman"/>
+      <w:lvlText w:val="%3."/>
+      <w:lvlJc w:val="right"/>
+      <w:pPr>
+        <w:ind w:left="2880" w:hanging="180"/>
+      </w:pPr>
+    </w:lvl>
+    <w:lvl w:ilvl="3" w:tplc="4009000F" w:tentative="1">
+      <w:start w:val="1"/>
+      <w:numFmt w:val="decimal"/>
+      <w:lvlText w:val="%4."/>
+      <w:lvlJc w:val="left"/>
+      <w:pPr>
+        <w:ind w:left="3600" w:hanging="360"/>
+      </w:pPr>
+    </w:lvl>
+    <w:lvl w:ilvl="4" w:tplc="40090019" w:tentative="1">
+      <w:start w:val="1"/>
+      <w:numFmt w:val="lowerLetter"/>
+      <w:lvlText w:val="%5."/>
+      <w:lvlJc w:val="left"/>
+      <w:pPr>
+        <w:ind w:left="4320" w:hanging="360"/>
+      </w:pPr>
+    </w:lvl>
+    <w:lvl w:ilvl="5" w:tplc="4009001B" w:tentative="1">
+      <w:start w:val="1"/>
+      <w:numFmt w:val="lowerRoman"/>
+      <w:lvlText w:val="%6."/>
+      <w:lvlJc w:val="right"/>
+      <w:pPr>
+        <w:ind w:left="5040" w:hanging="180"/>
+      </w:pPr>
+    </w:lvl>
+    <w:lvl w:ilvl="6" w:tplc="4009000F" w:tentative="1">
+      <w:start w:val="1"/>
+      <w:numFmt w:val="decimal"/>
+      <w:lvlText w:val="%7."/>
+      <w:lvlJc w:val="left"/>
+      <w:pPr>
+        <w:ind w:left="5760" w:hanging="360"/>
+      </w:pPr>
+    </w:lvl>
+    <w:lvl w:ilvl="7" w:tplc="40090019" w:tentative="1">
+      <w:start w:val="1"/>
+      <w:numFmt w:val="lowerLetter"/>
+      <w:lvlText w:val="%8."/>
+      <w:lvlJc w:val="left"/>
+      <w:pPr>
+        <w:ind w:left="6480" w:hanging="360"/>
+      </w:pPr>
+    </w:lvl>
+    <w:lvl w:ilvl="8" w:tplc="4009001B" w:tentative="1">
+      <w:start w:val="1"/>
+      <w:numFmt w:val="lowerRoman"/>
+      <w:lvlText w:val="%9."/>
+      <w:lvlJc w:val="right"/>
+      <w:pPr>
+        <w:ind w:left="7200" w:hanging="180"/>
+      </w:pPr>
+    </w:lvl>
+  </w:abstractNum>
+  <w:abstractNum w:abstractNumId="21" w15:restartNumberingAfterBreak="0">
     <w:nsid w:val="756D1826"/>
     <w:multiLevelType w:val="hybridMultilevel"/>
     <w:tmpl w:val="9E06FB8A"/>
@@ -4494,7 +6285,7 @@
       </w:pPr>
     </w:lvl>
   </w:abstractNum>
-  <w:abstractNum w:abstractNumId="16" w15:restartNumberingAfterBreak="0">
+  <w:abstractNum w:abstractNumId="22" w15:restartNumberingAfterBreak="0">
     <w:nsid w:val="76706BF7"/>
     <w:multiLevelType w:val="hybridMultilevel"/>
     <w:tmpl w:val="4D88E93E"/>
@@ -4585,61 +6376,79 @@
     </w:lvl>
   </w:abstractNum>
   <w:num w:numId="1" w16cid:durableId="51587276">
+    <w:abstractNumId w:val="15"/>
+  </w:num>
+  <w:num w:numId="2" w16cid:durableId="103231863">
+    <w:abstractNumId w:val="16"/>
+  </w:num>
+  <w:num w:numId="3" w16cid:durableId="1925644854">
+    <w:abstractNumId w:val="22"/>
+  </w:num>
+  <w:num w:numId="4" w16cid:durableId="797799289">
+    <w:abstractNumId w:val="5"/>
+  </w:num>
+  <w:num w:numId="5" w16cid:durableId="1138693703">
+    <w:abstractNumId w:val="8"/>
+  </w:num>
+  <w:num w:numId="6" w16cid:durableId="1432355900">
+    <w:abstractNumId w:val="3"/>
+  </w:num>
+  <w:num w:numId="7" w16cid:durableId="83963802">
+    <w:abstractNumId w:val="9"/>
+  </w:num>
+  <w:num w:numId="8" w16cid:durableId="397097849">
+    <w:abstractNumId w:val="13"/>
+  </w:num>
+  <w:num w:numId="9" w16cid:durableId="399446489">
+    <w:abstractNumId w:val="17"/>
+  </w:num>
+  <w:num w:numId="10" w16cid:durableId="671681057">
+    <w:abstractNumId w:val="2"/>
+  </w:num>
+  <w:num w:numId="11" w16cid:durableId="1367097153">
+    <w:abstractNumId w:val="19"/>
+  </w:num>
+  <w:num w:numId="12" w16cid:durableId="1589314419">
+    <w:abstractNumId w:val="12"/>
+  </w:num>
+  <w:num w:numId="13" w16cid:durableId="618344066">
+    <w:abstractNumId w:val="14"/>
+  </w:num>
+  <w:num w:numId="14" w16cid:durableId="1130855797">
+    <w:abstractNumId w:val="21"/>
+  </w:num>
+  <w:num w:numId="15" w16cid:durableId="1160727728">
     <w:abstractNumId w:val="11"/>
   </w:num>
-  <w:num w:numId="2" w16cid:durableId="103231863">
-    <w:abstractNumId w:val="12"/>
+  <w:num w:numId="16" w16cid:durableId="462163940">
+    <w:abstractNumId w:val="7"/>
   </w:num>
-  <w:num w:numId="3" w16cid:durableId="1925644854">
-    <w:abstractNumId w:val="16"/>
+  <w:num w:numId="17" w16cid:durableId="1359159104">
+    <w:abstractNumId w:val="6"/>
   </w:num>
-  <w:num w:numId="4" w16cid:durableId="797799289">
-    <w:abstractNumId w:val="2"/>
-  </w:num>
-  <w:num w:numId="5" w16cid:durableId="1138693703">
-    <w:abstractNumId w:val="5"/>
-  </w:num>
-  <w:num w:numId="6" w16cid:durableId="1432355900">
+  <w:num w:numId="18" w16cid:durableId="1611817075">
     <w:abstractNumId w:val="1"/>
   </w:num>
-  <w:num w:numId="7" w16cid:durableId="83963802">
-    <w:abstractNumId w:val="6"/>
+  <w:num w:numId="19" w16cid:durableId="1276208087">
+    <w:abstractNumId w:val="18"/>
   </w:num>
-  <w:num w:numId="8" w16cid:durableId="397097849">
-    <w:abstractNumId w:val="9"/>
+  <w:num w:numId="20" w16cid:durableId="1860965902">
+    <w:abstractNumId w:val="20"/>
   </w:num>
-  <w:num w:numId="9" w16cid:durableId="399446489">
-    <w:abstractNumId w:val="13"/>
-  </w:num>
-  <w:num w:numId="10" w16cid:durableId="671681057">
+  <w:num w:numId="21" w16cid:durableId="1953315413">
     <w:abstractNumId w:val="0"/>
   </w:num>
-  <w:num w:numId="11" w16cid:durableId="1367097153">
-    <w:abstractNumId w:val="14"/>
-  </w:num>
-  <w:num w:numId="12" w16cid:durableId="1589314419">
-    <w:abstractNumId w:val="8"/>
-  </w:num>
-  <w:num w:numId="13" w16cid:durableId="618344066">
-    <w:abstractNumId w:val="10"/>
-  </w:num>
-  <w:num w:numId="14" w16cid:durableId="1130855797">
-    <w:abstractNumId w:val="15"/>
-  </w:num>
-  <w:num w:numId="15" w16cid:durableId="1160727728">
-    <w:abstractNumId w:val="7"/>
-  </w:num>
-  <w:num w:numId="16" w16cid:durableId="462163940">
+  <w:num w:numId="22" w16cid:durableId="885875279">
     <w:abstractNumId w:val="4"/>
   </w:num>
-  <w:num w:numId="17" w16cid:durableId="1359159104">
-    <w:abstractNumId w:val="3"/>
+  <w:num w:numId="23" w16cid:durableId="759452605">
+    <w:abstractNumId w:val="10"/>
   </w:num>
 </w:numbering>
 </file>
 
 <file path=word/styles.xml><?xml version="1.0" encoding="utf-8"?>
-<w:styles xmlns:mc="http://schemas.openxmlformats.org/markup-compatibility/2006" xmlns:r="http://schemas.openxmlformats.org/officeDocument/2006/relationships" xmlns:w="http://schemas.openxmlformats.org/wordprocessingml/2006/main" xmlns:w14="http://schemas.microsoft.com/office/word/2010/wordml" xmlns:w15="http://schemas.microsoft.com/office/word/2012/wordml" xmlns:w16cex="http://schemas.microsoft.com/office/word/2018/wordml/cex" xmlns:w16cid="http://schemas.microsoft.com/office/word/2016/wordml/cid" xmlns:w16="http://schemas.microsoft.com/office/word/2018/wordml" xmlns:w16du="http://schemas.microsoft.com/office/word/2023/wordml/word16du" xmlns:w16sdtdh="http://schemas.microsoft.com/office/word/2020/wordml/sdtdatahash" xmlns:w16se="http://schemas.microsoft.com/office/word/2015/wordml/symex" mc:Ignorable="w14 w15 w16se w16cid w16 w16cex w16sdtdh w16du">
+<w:styles xmlns:mc="http://schemas.openxmlformats.org/markup-compatibility/2006" xmlns:r="http://schemas.openxmlformats.org/officeDocument/2006/relationships" xmlns:w="http://schemas.openxmlformats.org/wordprocessingml/2006/main" xmlns:w14="http://schemas.microsoft.com/office/word/2010/wordml" xmlns:w15="http://schemas.microsoft.com/office/word/2012/wordml" xmlns:w16cex="http://schemas.microsoft.com/office/word/2018/wordml/cex" xmlns:w16cid="http://schemas.microsoft.com/office/word/2016/wordml/cid" xmlns:w16="http://schemas.microsoft.com/office/word/2018/wordml" xmlns:w16du="http://schemas.microsoft.com/office/word/2023/wordml/word16du" xmlns:w16sdtdh="http://schemas.microsoft.com/office/word/2020/wordml/sdtdatahash" xmlns:w16sdtfl="http://schemas.microsoft.com/office/word/2024/wordml/sdtformatlock" xmlns:w16se="http://schemas.microsoft.com/office/word/2015/wordml/symex" mc:Ignorable="w14 w15 w16se w16cid w16 w16cex w16sdtdh w16sdtfl w16du">
   <w:docDefaults>
     <w:rPrDefault>
       <w:rPr>
@@ -5156,6 +6965,35 @@
       <w:shd w:val="clear" w:color="auto" w:fill="E1DFDD"/>
     </w:rPr>
   </w:style>
+  <w:style w:type="paragraph" w:styleId="NormalWeb">
+    <w:name w:val="Normal (Web)"/>
+    <w:basedOn w:val="Normal"/>
+    <w:uiPriority w:val="99"/>
+    <w:unhideWhenUsed/>
+    <w:rsid w:val="005A200E"/>
+    <w:pPr>
+      <w:spacing w:before="100" w:beforeAutospacing="1" w:after="100" w:afterAutospacing="1" w:line="240" w:lineRule="auto"/>
+    </w:pPr>
+    <w:rPr>
+      <w:rFonts w:ascii="Times New Roman" w:eastAsia="Times New Roman" w:hAnsi="Times New Roman" w:cs="Times New Roman"/>
+      <w:kern w:val="0"/>
+      <w:sz w:val="24"/>
+      <w:szCs w:val="24"/>
+      <w:lang w:eastAsia="en-IN"/>
+      <w14:ligatures w14:val="none"/>
+    </w:rPr>
+  </w:style>
+  <w:style w:type="character" w:styleId="Strong">
+    <w:name w:val="Strong"/>
+    <w:basedOn w:val="DefaultParagraphFont"/>
+    <w:uiPriority w:val="22"/>
+    <w:qFormat/>
+    <w:rsid w:val="005A200E"/>
+    <w:rPr>
+      <w:b/>
+      <w:bCs/>
+    </w:rPr>
+  </w:style>
 </w:styles>
 </file>
 
